--- a/docs/Chidiebere Sam Chimezie Resume 2026.docx
+++ b/docs/Chidiebere Sam Chimezie Resume 2026.docx
@@ -588,13 +588,76 @@
           <w:sz w:val="21"/>
           <w:szCs w:val="21"/>
         </w:rPr>
-        <w:t>, Mortgages, Finance,</w:t>
-      </w:r>
-      <w:r>
-        <w:rPr>
-          <w:rFonts w:ascii="Arial" w:hAnsi="Arial" w:cs="Arial"/>
-        </w:rPr>
-        <w:t xml:space="preserve"> Credit Risk Modelling, Borrower Segmentation, Lender Match Analysis, Business Development,</w:t>
+        <w:t xml:space="preserve"> </w:t>
+      </w:r>
+    </w:p>
+    <w:p>
+      <w:pPr>
+        <w:rPr>
+          <w:rFonts w:ascii="Arial" w:hAnsi="Arial" w:cs="Arial"/>
+          <w:sz w:val="21"/>
+          <w:szCs w:val="21"/>
+        </w:rPr>
+      </w:pPr>
+      <w:r>
+        <w:rPr>
+          <w:rFonts w:ascii="Arial" w:hAnsi="Arial" w:cs="Arial"/>
+          <w:b/>
+          <w:bCs/>
+          <w:sz w:val="21"/>
+          <w:szCs w:val="21"/>
+        </w:rPr>
+        <w:t>Business Domain</w:t>
+      </w:r>
+      <w:r>
+        <w:rPr>
+          <w:rFonts w:ascii="Arial" w:hAnsi="Arial" w:cs="Arial"/>
+          <w:b/>
+          <w:bCs/>
+          <w:sz w:val="21"/>
+          <w:szCs w:val="21"/>
+        </w:rPr>
+        <w:t>:</w:t>
+      </w:r>
+      <w:r>
+        <w:rPr>
+          <w:rFonts w:ascii="Arial" w:hAnsi="Arial" w:cs="Arial"/>
+          <w:sz w:val="21"/>
+          <w:szCs w:val="21"/>
+        </w:rPr>
+        <w:t xml:space="preserve"> </w:t>
+      </w:r>
+      <w:r>
+        <w:rPr>
+          <w:rFonts w:ascii="Arial" w:hAnsi="Arial" w:cs="Arial"/>
+          <w:sz w:val="21"/>
+          <w:szCs w:val="21"/>
+        </w:rPr>
+        <w:t>Mortgages, Finance,</w:t>
+      </w:r>
+      <w:r>
+        <w:rPr>
+          <w:rFonts w:ascii="Arial" w:hAnsi="Arial" w:cs="Arial"/>
+        </w:rPr>
+        <w:t xml:space="preserve"> </w:t>
+      </w:r>
+      <w:r>
+        <w:rPr>
+          <w:rFonts w:ascii="Arial" w:hAnsi="Arial" w:cs="Arial"/>
+        </w:rPr>
+        <w:t xml:space="preserve">Credit Risk Modelling, Borrower Segmentation, </w:t>
+      </w:r>
+      <w:r>
+        <w:rPr>
+          <w:rFonts w:ascii="Arial" w:hAnsi="Arial" w:cs="Arial"/>
+        </w:rPr>
+        <w:t>Marketing</w:t>
+      </w:r>
+      <w:r>
+        <w:rPr>
+          <w:rFonts w:ascii="Arial" w:hAnsi="Arial" w:cs="Arial"/>
+        </w:rPr>
+        <w:t>,</w:t>
       </w:r>
       <w:r>
         <w:rPr>
@@ -805,31 +868,77 @@
         <w:rPr>
           <w:rFonts w:ascii="Arial" w:hAnsi="Arial" w:cs="Arial"/>
         </w:rPr>
-        <w:t xml:space="preserve">Negotiated commercial loan structures with </w:t>
-      </w:r>
-      <w:r>
-        <w:rPr>
-          <w:rFonts w:ascii="Arial" w:hAnsi="Arial" w:cs="Arial"/>
-        </w:rPr>
-        <w:t>lenders</w:t>
-      </w:r>
-      <w:r>
-        <w:rPr>
-          <w:rFonts w:ascii="Arial" w:hAnsi="Arial" w:cs="Arial"/>
-        </w:rPr>
-        <w:t>, reducing interest rates and origination costs</w:t>
-      </w:r>
-      <w:r>
-        <w:rPr>
-          <w:rFonts w:ascii="Arial" w:hAnsi="Arial" w:cs="Arial"/>
-        </w:rPr>
-        <w:t xml:space="preserve"> for </w:t>
-      </w:r>
-      <w:r>
-        <w:rPr>
-          <w:rFonts w:ascii="Arial" w:hAnsi="Arial" w:cs="Arial"/>
-        </w:rPr>
-        <w:t>borrower clients</w:t>
+        <w:t xml:space="preserve">Evaluated and compared </w:t>
+      </w:r>
+      <w:r>
+        <w:rPr>
+          <w:rFonts w:ascii="Arial" w:hAnsi="Arial" w:cs="Arial"/>
+        </w:rPr>
+        <w:t xml:space="preserve">over </w:t>
+      </w:r>
+      <w:r>
+        <w:rPr>
+          <w:rStyle w:val="Strong"/>
+          <w:rFonts w:ascii="Arial" w:hAnsi="Arial" w:cs="Arial"/>
+        </w:rPr>
+        <w:t>8</w:t>
+      </w:r>
+      <w:r>
+        <w:rPr>
+          <w:rStyle w:val="Strong"/>
+          <w:rFonts w:ascii="Arial" w:hAnsi="Arial" w:cs="Arial"/>
+        </w:rPr>
+        <w:t xml:space="preserve">0 </w:t>
+      </w:r>
+      <w:r>
+        <w:rPr>
+          <w:rStyle w:val="Strong"/>
+          <w:rFonts w:ascii="Arial" w:hAnsi="Arial" w:cs="Arial"/>
+        </w:rPr>
+        <w:t>business</w:t>
+      </w:r>
+      <w:r>
+        <w:rPr>
+          <w:rStyle w:val="Strong"/>
+          <w:rFonts w:ascii="Arial" w:hAnsi="Arial" w:cs="Arial"/>
+        </w:rPr>
+        <w:t xml:space="preserve"> loan programs</w:t>
+      </w:r>
+      <w:r>
+        <w:rPr>
+          <w:rFonts w:ascii="Arial" w:hAnsi="Arial" w:cs="Arial"/>
+        </w:rPr>
+        <w:t xml:space="preserve"> across multiple lending sources to identify optimal financing solutions</w:t>
+      </w:r>
+      <w:r>
+        <w:rPr>
+          <w:rFonts w:ascii="Arial" w:hAnsi="Arial" w:cs="Arial"/>
+        </w:rPr>
+        <w:t xml:space="preserve"> for borrower</w:t>
+      </w:r>
+      <w:r>
+        <w:rPr>
+          <w:rFonts w:ascii="Arial" w:hAnsi="Arial" w:cs="Arial"/>
+        </w:rPr>
+        <w:t>s</w:t>
+      </w:r>
+      <w:r>
+        <w:rPr>
+          <w:rFonts w:ascii="Arial" w:hAnsi="Arial" w:cs="Arial"/>
+        </w:rPr>
+        <w:t xml:space="preserve"> based on</w:t>
+      </w:r>
+      <w:r>
+        <w:rPr>
+          <w:rFonts w:ascii="Arial" w:hAnsi="Arial" w:cs="Arial"/>
+        </w:rPr>
+        <w:t xml:space="preserve"> driving factors </w:t>
+      </w:r>
+      <w:r>
+        <w:rPr>
+          <w:rFonts w:ascii="Arial" w:hAnsi="Arial" w:cs="Arial"/>
+        </w:rPr>
+        <w:t>that caused borrower fallouts</w:t>
       </w:r>
       <w:r>
         <w:rPr>
@@ -856,54 +965,7 @@
         <w:rPr>
           <w:rFonts w:ascii="Arial" w:hAnsi="Arial" w:cs="Arial"/>
         </w:rPr>
-        <w:t xml:space="preserve">Successfully contributed to over </w:t>
-      </w:r>
-      <w:r>
-        <w:rPr>
-          <w:rStyle w:val="Strong"/>
-          <w:rFonts w:ascii="Arial" w:hAnsi="Arial" w:cs="Arial"/>
-        </w:rPr>
-        <w:t>$</w:t>
-      </w:r>
-      <w:r>
-        <w:rPr>
-          <w:rStyle w:val="Strong"/>
-          <w:rFonts w:ascii="Arial" w:hAnsi="Arial" w:cs="Arial"/>
-        </w:rPr>
-        <w:t>5</w:t>
-      </w:r>
-      <w:r>
-        <w:rPr>
-          <w:rStyle w:val="Strong"/>
-          <w:rFonts w:ascii="Arial" w:hAnsi="Arial" w:cs="Arial"/>
-        </w:rPr>
-        <w:t>M in closed commercial</w:t>
-      </w:r>
-      <w:r>
-        <w:rPr>
-          <w:rStyle w:val="Strong"/>
-          <w:rFonts w:ascii="Arial" w:hAnsi="Arial" w:cs="Arial"/>
-        </w:rPr>
-        <w:t xml:space="preserve"> real estate</w:t>
-      </w:r>
-      <w:r>
-        <w:rPr>
-          <w:rStyle w:val="Strong"/>
-          <w:rFonts w:ascii="Arial" w:hAnsi="Arial" w:cs="Arial"/>
-        </w:rPr>
-        <w:t xml:space="preserve"> and business-purpose loan transactions across multiple states</w:t>
-      </w:r>
-      <w:r>
-        <w:rPr>
-          <w:rFonts w:ascii="Arial" w:hAnsi="Arial" w:cs="Arial"/>
-        </w:rPr>
-        <w:t xml:space="preserve">, generating an </w:t>
-      </w:r>
-      <w:r>
-        <w:rPr>
-          <w:rFonts w:ascii="Arial" w:hAnsi="Arial" w:cs="Arial"/>
-        </w:rPr>
-        <w:t>average of</w:t>
+        <w:t>Used</w:t>
       </w:r>
       <w:r>
         <w:rPr>
@@ -913,24 +975,69 @@
       </w:r>
       <w:r>
         <w:rPr>
-          <w:rStyle w:val="Strong"/>
-          <w:rFonts w:ascii="Arial" w:hAnsi="Arial" w:cs="Arial"/>
-        </w:rPr>
-        <w:t>$15K–$30K in annual lender revenue</w:t>
-      </w:r>
-      <w:r>
-        <w:rPr>
-          <w:rStyle w:val="Strong"/>
+          <w:rFonts w:ascii="Arial" w:hAnsi="Arial" w:cs="Arial"/>
+        </w:rPr>
+        <w:t xml:space="preserve">Random Forrest </w:t>
+      </w:r>
+      <w:r>
+        <w:rPr>
+          <w:rFonts w:ascii="Arial" w:hAnsi="Arial" w:cs="Arial"/>
+        </w:rPr>
+        <w:t>Regression Modelling to</w:t>
+      </w:r>
+      <w:r>
+        <w:rPr>
+          <w:rFonts w:ascii="Arial" w:hAnsi="Arial" w:cs="Arial"/>
+        </w:rPr>
+        <w:t xml:space="preserve"> </w:t>
+      </w:r>
+      <w:r>
+        <w:rPr>
+          <w:rFonts w:ascii="Arial" w:hAnsi="Arial" w:cs="Arial"/>
+        </w:rPr>
+        <w:t xml:space="preserve">discover what </w:t>
+      </w:r>
+      <w:r>
+        <w:rPr>
+          <w:rFonts w:ascii="Arial" w:hAnsi="Arial" w:cs="Arial"/>
+        </w:rPr>
+        <w:t xml:space="preserve">accounted for over 30% in borrower </w:t>
+      </w:r>
+      <w:r>
+        <w:rPr>
+          <w:rFonts w:ascii="Arial" w:hAnsi="Arial" w:cs="Arial"/>
+        </w:rPr>
+        <w:t>fallouts</w:t>
+      </w:r>
+      <w:r>
+        <w:rPr>
+          <w:rFonts w:ascii="Arial" w:hAnsi="Arial" w:cs="Arial"/>
+        </w:rPr>
+        <w:t xml:space="preserve"> which were as follows: requested</w:t>
+      </w:r>
+      <w:r>
+        <w:rPr>
+          <w:rFonts w:ascii="Arial" w:hAnsi="Arial" w:cs="Arial"/>
+        </w:rPr>
+        <w:t xml:space="preserve"> loan amount</w:t>
+      </w:r>
+      <w:r>
+        <w:rPr>
+          <w:rFonts w:ascii="Arial" w:hAnsi="Arial" w:cs="Arial"/>
+        </w:rPr>
+        <w:t>, credit profile, liquidity,</w:t>
+      </w:r>
+      <w:r>
+        <w:rPr>
+          <w:rFonts w:ascii="Arial" w:hAnsi="Arial" w:cs="Arial"/>
+        </w:rPr>
+        <w:t xml:space="preserve"> and annual income</w:t>
+      </w:r>
+      <w:r>
+        <w:rPr>
           <w:rFonts w:ascii="Arial" w:hAnsi="Arial" w:cs="Arial"/>
         </w:rPr>
         <w:t>.</w:t>
-      </w:r>
-      <w:r>
-        <w:rPr>
-          <w:rStyle w:val="Strong"/>
-          <w:rFonts w:ascii="Arial" w:hAnsi="Arial" w:cs="Arial"/>
-        </w:rPr>
-        <w:t xml:space="preserve"> </w:t>
       </w:r>
     </w:p>
     <w:p>
@@ -951,52 +1058,66 @@
         <w:rPr>
           <w:rFonts w:ascii="Arial" w:hAnsi="Arial" w:cs="Arial"/>
         </w:rPr>
-        <w:t xml:space="preserve">Evaluated and compared </w:t>
-      </w:r>
-      <w:r>
-        <w:rPr>
-          <w:rFonts w:ascii="Arial" w:hAnsi="Arial" w:cs="Arial"/>
-        </w:rPr>
-        <w:t xml:space="preserve">over </w:t>
+        <w:t>Designed and executed digital marketing campaigns across social media,</w:t>
+      </w:r>
+      <w:r>
+        <w:rPr>
+          <w:rFonts w:ascii="Arial" w:hAnsi="Arial" w:cs="Arial"/>
+        </w:rPr>
+        <w:t xml:space="preserve"> </w:t>
+      </w:r>
+      <w:r>
+        <w:rPr>
+          <w:rFonts w:ascii="Arial" w:hAnsi="Arial" w:cs="Arial"/>
+        </w:rPr>
+        <w:t>email, and online platforms, generating</w:t>
+      </w:r>
+      <w:r>
+        <w:rPr>
+          <w:rFonts w:ascii="Arial" w:hAnsi="Arial" w:cs="Arial"/>
+        </w:rPr>
+        <w:t xml:space="preserve"> over</w:t>
+      </w:r>
+      <w:r>
+        <w:rPr>
+          <w:rFonts w:ascii="Arial" w:hAnsi="Arial" w:cs="Arial"/>
+        </w:rPr>
+        <w:t xml:space="preserve"> </w:t>
       </w:r>
       <w:r>
         <w:rPr>
           <w:rStyle w:val="Strong"/>
           <w:rFonts w:ascii="Arial" w:hAnsi="Arial" w:cs="Arial"/>
         </w:rPr>
-        <w:t xml:space="preserve">80 </w:t>
+        <w:t>3</w:t>
       </w:r>
       <w:r>
         <w:rPr>
           <w:rStyle w:val="Strong"/>
           <w:rFonts w:ascii="Arial" w:hAnsi="Arial" w:cs="Arial"/>
         </w:rPr>
-        <w:t>business</w:t>
+        <w:t xml:space="preserve">,000 </w:t>
       </w:r>
       <w:r>
         <w:rPr>
           <w:rStyle w:val="Strong"/>
           <w:rFonts w:ascii="Arial" w:hAnsi="Arial" w:cs="Arial"/>
         </w:rPr>
-        <w:t xml:space="preserve"> loan programs</w:t>
-      </w:r>
-      <w:r>
-        <w:rPr>
-          <w:rFonts w:ascii="Arial" w:hAnsi="Arial" w:cs="Arial"/>
-        </w:rPr>
-        <w:t xml:space="preserve"> across multiple lending sources to identify optimal financing solutions</w:t>
-      </w:r>
-      <w:r>
-        <w:rPr>
-          <w:rFonts w:ascii="Arial" w:hAnsi="Arial" w:cs="Arial"/>
-        </w:rPr>
-        <w:t xml:space="preserve"> for borrower</w:t>
-      </w:r>
-      <w:r>
-        <w:rPr>
-          <w:rFonts w:ascii="Arial" w:hAnsi="Arial" w:cs="Arial"/>
-        </w:rPr>
-        <w:t xml:space="preserve"> based on</w:t>
+        <w:t xml:space="preserve">borrower </w:t>
+      </w:r>
+      <w:r>
+        <w:rPr>
+          <w:rStyle w:val="Strong"/>
+          <w:rFonts w:ascii="Arial" w:hAnsi="Arial" w:cs="Arial"/>
+        </w:rPr>
+        <w:t>leads</w:t>
+      </w:r>
+      <w:r>
+        <w:rPr>
+          <w:rStyle w:val="Strong"/>
+          <w:rFonts w:ascii="Arial" w:hAnsi="Arial" w:cs="Arial"/>
+        </w:rPr>
+        <w:t xml:space="preserve"> and phone numbers quarterly</w:t>
       </w:r>
       <w:r>
         <w:rPr>
@@ -1008,64 +1129,25 @@
         <w:rPr>
           <w:rFonts w:ascii="Arial" w:hAnsi="Arial" w:cs="Arial"/>
         </w:rPr>
-        <w:t>driving</w:t>
-      </w:r>
-      <w:r>
-        <w:rPr>
-          <w:rFonts w:ascii="Arial" w:hAnsi="Arial" w:cs="Arial"/>
-        </w:rPr>
-        <w:t xml:space="preserve"> </w:t>
-      </w:r>
-      <w:r>
-        <w:rPr>
-          <w:rFonts w:ascii="Arial" w:hAnsi="Arial" w:cs="Arial"/>
-        </w:rPr>
-        <w:t>factors</w:t>
-      </w:r>
-      <w:r>
-        <w:rPr>
-          <w:rFonts w:ascii="Arial" w:hAnsi="Arial" w:cs="Arial"/>
-        </w:rPr>
-        <w:t xml:space="preserve"> </w:t>
-      </w:r>
-      <w:r>
-        <w:rPr>
-          <w:rFonts w:ascii="Arial" w:hAnsi="Arial" w:cs="Arial"/>
-        </w:rPr>
-        <w:t xml:space="preserve">determined by predictive modelling </w:t>
-      </w:r>
-      <w:r>
-        <w:rPr>
-          <w:rFonts w:ascii="Arial" w:hAnsi="Arial" w:cs="Arial"/>
-        </w:rPr>
-        <w:t>such as</w:t>
-      </w:r>
-      <w:r>
-        <w:rPr>
-          <w:rFonts w:ascii="Arial" w:hAnsi="Arial" w:cs="Arial"/>
-        </w:rPr>
-        <w:t xml:space="preserve"> property type, credit profile, liquidity,</w:t>
-      </w:r>
-      <w:r>
-        <w:rPr>
-          <w:rFonts w:ascii="Arial" w:hAnsi="Arial" w:cs="Arial"/>
-        </w:rPr>
-        <w:t xml:space="preserve"> real estate</w:t>
-      </w:r>
-      <w:r>
-        <w:rPr>
-          <w:rFonts w:ascii="Arial" w:hAnsi="Arial" w:cs="Arial"/>
-        </w:rPr>
-        <w:t xml:space="preserve"> experience, and project objectives</w:t>
-      </w:r>
-      <w:r>
-        <w:rPr>
-          <w:rFonts w:ascii="Arial" w:hAnsi="Arial" w:cs="Arial"/>
-        </w:rPr>
-        <w:t xml:space="preserve"> which accounted for over 30% in borrower dropouts. </w:t>
-      </w:r>
-      <w:r>
-        <w:rPr>
+        <w:t xml:space="preserve">increasing brand visibility by </w:t>
+      </w:r>
+      <w:r>
+        <w:rPr>
+          <w:rStyle w:val="Strong"/>
+          <w:rFonts w:ascii="Arial" w:hAnsi="Arial" w:cs="Arial"/>
+        </w:rPr>
+        <w:t>40%</w:t>
+      </w:r>
+      <w:r>
+        <w:rPr>
+          <w:rStyle w:val="Strong"/>
+          <w:rFonts w:ascii="Arial" w:hAnsi="Arial" w:cs="Arial"/>
+        </w:rPr>
+        <w:t>.</w:t>
+      </w:r>
+      <w:r>
+        <w:rPr>
+          <w:rStyle w:val="Strong"/>
           <w:rFonts w:ascii="Arial" w:hAnsi="Arial" w:cs="Arial"/>
         </w:rPr>
         <w:t xml:space="preserve"> </w:t>
@@ -1089,46 +1171,56 @@
         <w:rPr>
           <w:rFonts w:ascii="Arial" w:hAnsi="Arial" w:cs="Arial"/>
         </w:rPr>
-        <w:t xml:space="preserve">Built and managed a nationwide real estate </w:t>
-      </w:r>
-      <w:r>
-        <w:rPr>
-          <w:rFonts w:ascii="Arial" w:hAnsi="Arial" w:cs="Arial"/>
-        </w:rPr>
-        <w:t>borrower</w:t>
-      </w:r>
-      <w:r>
-        <w:rPr>
-          <w:rFonts w:ascii="Arial" w:hAnsi="Arial" w:cs="Arial"/>
-        </w:rPr>
-        <w:t xml:space="preserve"> pipeline through targeted business development </w:t>
-      </w:r>
-      <w:r>
-        <w:rPr>
-          <w:rFonts w:ascii="Arial" w:hAnsi="Arial" w:cs="Arial"/>
-        </w:rPr>
-        <w:t xml:space="preserve">Facebook </w:t>
-      </w:r>
-      <w:r>
-        <w:rPr>
-          <w:rFonts w:ascii="Arial" w:hAnsi="Arial" w:cs="Arial"/>
-        </w:rPr>
-        <w:t>campaigns</w:t>
-      </w:r>
-      <w:r>
-        <w:rPr>
-          <w:rFonts w:ascii="Arial" w:hAnsi="Arial" w:cs="Arial"/>
-        </w:rPr>
-        <w:t>,</w:t>
-      </w:r>
-      <w:r>
-        <w:rPr>
-          <w:rFonts w:ascii="Arial" w:hAnsi="Arial" w:cs="Arial"/>
-        </w:rPr>
-        <w:t xml:space="preserve"> growing</w:t>
-      </w:r>
-      <w:r>
-        <w:rPr>
+        <w:t xml:space="preserve">Partnered with internal and external teams to improve website performance, </w:t>
+      </w:r>
+      <w:r>
+        <w:rPr>
+          <w:rFonts w:ascii="Arial" w:hAnsi="Arial" w:cs="Arial"/>
+        </w:rPr>
+        <w:t xml:space="preserve">develop AI </w:t>
+      </w:r>
+      <w:r>
+        <w:rPr>
+          <w:rFonts w:ascii="Arial" w:hAnsi="Arial" w:cs="Arial"/>
+        </w:rPr>
+        <w:t>client communication</w:t>
+      </w:r>
+      <w:r>
+        <w:rPr>
+          <w:rFonts w:ascii="Arial" w:hAnsi="Arial" w:cs="Arial"/>
+        </w:rPr>
+        <w:t xml:space="preserve"> systems</w:t>
+      </w:r>
+      <w:r>
+        <w:rPr>
+          <w:rFonts w:ascii="Arial" w:hAnsi="Arial" w:cs="Arial"/>
+        </w:rPr>
+        <w:t xml:space="preserve">, increasing online engagement to </w:t>
+      </w:r>
+      <w:r>
+        <w:rPr>
+          <w:rStyle w:val="Strong"/>
+          <w:rFonts w:ascii="Arial" w:hAnsi="Arial" w:cs="Arial"/>
+        </w:rPr>
+        <w:t>1,126</w:t>
+      </w:r>
+      <w:r>
+        <w:rPr>
+          <w:rStyle w:val="Strong"/>
+          <w:rFonts w:ascii="Arial" w:hAnsi="Arial" w:cs="Arial"/>
+        </w:rPr>
+        <w:t>+</w:t>
+      </w:r>
+      <w:r>
+        <w:rPr>
+          <w:rStyle w:val="Strong"/>
+          <w:rFonts w:ascii="Arial" w:hAnsi="Arial" w:cs="Arial"/>
+        </w:rPr>
+        <w:t xml:space="preserve"> website visits</w:t>
+      </w:r>
+      <w:r>
+        <w:rPr>
+          <w:rStyle w:val="Strong"/>
           <w:rFonts w:ascii="Arial" w:hAnsi="Arial" w:cs="Arial"/>
         </w:rPr>
         <w:t xml:space="preserve"> </w:t>
@@ -1137,112 +1229,33 @@
         <w:rPr>
           <w:rStyle w:val="Strong"/>
           <w:rFonts w:ascii="Arial" w:hAnsi="Arial" w:cs="Arial"/>
-          <w:b w:val="0"/>
-          <w:bCs w:val="0"/>
-        </w:rPr>
-        <w:t>relationships</w:t>
+        </w:rPr>
+        <w:t>and</w:t>
+      </w:r>
+      <w:r>
+        <w:rPr>
+          <w:rFonts w:ascii="Arial" w:hAnsi="Arial" w:cs="Arial"/>
+        </w:rPr>
+        <w:t xml:space="preserve"> </w:t>
       </w:r>
       <w:r>
         <w:rPr>
           <w:rStyle w:val="Strong"/>
           <w:rFonts w:ascii="Arial" w:hAnsi="Arial" w:cs="Arial"/>
         </w:rPr>
+        <w:t>188 Google search appearances</w:t>
+      </w:r>
+      <w:r>
+        <w:rPr>
+          <w:rFonts w:ascii="Arial" w:hAnsi="Arial" w:cs="Arial"/>
+        </w:rPr>
         <w:t xml:space="preserve"> </w:t>
       </w:r>
       <w:r>
         <w:rPr>
-          <w:rStyle w:val="Strong"/>
-          <w:rFonts w:ascii="Arial" w:hAnsi="Arial" w:cs="Arial"/>
-          <w:b w:val="0"/>
-          <w:bCs w:val="0"/>
-        </w:rPr>
-        <w:t>with</w:t>
-      </w:r>
-      <w:r>
-        <w:rPr>
-          <w:rStyle w:val="Strong"/>
-          <w:rFonts w:ascii="Arial" w:hAnsi="Arial" w:cs="Arial"/>
-        </w:rPr>
-        <w:t xml:space="preserve"> borrowers, </w:t>
-      </w:r>
-      <w:r>
-        <w:rPr>
-          <w:rStyle w:val="Strong"/>
-          <w:rFonts w:ascii="Arial" w:hAnsi="Arial" w:cs="Arial"/>
-        </w:rPr>
-        <w:t>bankers</w:t>
-      </w:r>
-      <w:r>
-        <w:rPr>
-          <w:rStyle w:val="Strong"/>
-          <w:rFonts w:ascii="Arial" w:hAnsi="Arial" w:cs="Arial"/>
-        </w:rPr>
-        <w:t xml:space="preserve">, </w:t>
-      </w:r>
-      <w:r>
-        <w:rPr>
-          <w:rStyle w:val="Strong"/>
-          <w:rFonts w:ascii="Arial" w:hAnsi="Arial" w:cs="Arial"/>
-        </w:rPr>
-        <w:t xml:space="preserve">family offices </w:t>
-      </w:r>
-      <w:r>
-        <w:rPr>
-          <w:rStyle w:val="Strong"/>
-          <w:rFonts w:ascii="Arial" w:hAnsi="Arial" w:cs="Arial"/>
-        </w:rPr>
-        <w:t xml:space="preserve">and private </w:t>
-      </w:r>
-      <w:r>
-        <w:rPr>
-          <w:rStyle w:val="Strong"/>
-          <w:rFonts w:ascii="Arial" w:hAnsi="Arial" w:cs="Arial"/>
-        </w:rPr>
-        <w:t>equity</w:t>
-      </w:r>
-      <w:r>
-        <w:rPr>
-          <w:rStyle w:val="Strong"/>
-          <w:rFonts w:ascii="Arial" w:hAnsi="Arial" w:cs="Arial"/>
-        </w:rPr>
-        <w:t xml:space="preserve"> </w:t>
-      </w:r>
-      <w:r>
-        <w:rPr>
-          <w:rStyle w:val="Strong"/>
-          <w:rFonts w:ascii="Arial" w:hAnsi="Arial" w:cs="Arial"/>
-        </w:rPr>
-        <w:t>firms</w:t>
-      </w:r>
-      <w:r>
-        <w:rPr>
-          <w:rFonts w:ascii="Arial" w:hAnsi="Arial" w:cs="Arial"/>
-        </w:rPr>
-        <w:t xml:space="preserve">, generating </w:t>
-      </w:r>
-      <w:r>
-        <w:rPr>
-          <w:rFonts w:ascii="Arial" w:hAnsi="Arial" w:cs="Arial"/>
-        </w:rPr>
-        <w:t>organic</w:t>
-      </w:r>
-      <w:r>
-        <w:rPr>
-          <w:rFonts w:ascii="Arial" w:hAnsi="Arial" w:cs="Arial"/>
-        </w:rPr>
-        <w:t xml:space="preserve"> referral</w:t>
-      </w:r>
-      <w:r>
-        <w:rPr>
-          <w:rFonts w:ascii="Arial" w:hAnsi="Arial" w:cs="Arial"/>
-        </w:rPr>
-        <w:t>s</w:t>
-      </w:r>
-      <w:r>
-        <w:rPr>
-          <w:rFonts w:ascii="Arial" w:hAnsi="Arial" w:cs="Arial"/>
-        </w:rPr>
-        <w:t>.</w:t>
+          <w:rFonts w:ascii="Arial" w:hAnsi="Arial" w:cs="Arial"/>
+        </w:rPr>
+        <w:t>monthly.</w:t>
       </w:r>
     </w:p>
     <w:p>
@@ -1262,119 +1275,40 @@
       <w:r>
         <w:rPr>
           <w:rFonts w:ascii="Arial" w:hAnsi="Arial" w:cs="Arial"/>
-        </w:rPr>
-        <w:t>Designed and executed digital marketing campaigns across social media,</w:t>
-      </w:r>
-      <w:r>
-        <w:rPr>
-          <w:rFonts w:ascii="Arial" w:hAnsi="Arial" w:cs="Arial"/>
-        </w:rPr>
-        <w:t xml:space="preserve"> </w:t>
-      </w:r>
-      <w:r>
-        <w:rPr>
-          <w:rFonts w:ascii="Arial" w:hAnsi="Arial" w:cs="Arial"/>
-        </w:rPr>
-        <w:t>email, and online platforms, generating</w:t>
-      </w:r>
-      <w:r>
-        <w:rPr>
-          <w:rFonts w:ascii="Arial" w:hAnsi="Arial" w:cs="Arial"/>
-        </w:rPr>
-        <w:t xml:space="preserve"> over</w:t>
-      </w:r>
-      <w:r>
-        <w:rPr>
-          <w:rFonts w:ascii="Arial" w:hAnsi="Arial" w:cs="Arial"/>
-        </w:rPr>
-        <w:t xml:space="preserve"> </w:t>
-      </w:r>
-      <w:r>
-        <w:rPr>
-          <w:rStyle w:val="Strong"/>
-          <w:rFonts w:ascii="Arial" w:hAnsi="Arial" w:cs="Arial"/>
-        </w:rPr>
-        <w:t>3</w:t>
-      </w:r>
-      <w:r>
-        <w:rPr>
-          <w:rStyle w:val="Strong"/>
-          <w:rFonts w:ascii="Arial" w:hAnsi="Arial" w:cs="Arial"/>
-        </w:rPr>
-        <w:t xml:space="preserve">,000 </w:t>
-      </w:r>
-      <w:r>
-        <w:rPr>
-          <w:rStyle w:val="Strong"/>
-          <w:rFonts w:ascii="Arial" w:hAnsi="Arial" w:cs="Arial"/>
-        </w:rPr>
-        <w:t xml:space="preserve">borrower </w:t>
-      </w:r>
-      <w:r>
-        <w:rPr>
-          <w:rStyle w:val="Strong"/>
-          <w:rFonts w:ascii="Arial" w:hAnsi="Arial" w:cs="Arial"/>
-        </w:rPr>
-        <w:t>leads</w:t>
-      </w:r>
-      <w:r>
-        <w:rPr>
-          <w:rStyle w:val="Strong"/>
-          <w:rFonts w:ascii="Arial" w:hAnsi="Arial" w:cs="Arial"/>
-        </w:rPr>
-        <w:t xml:space="preserve"> and phone numbers</w:t>
-      </w:r>
-      <w:r>
-        <w:rPr>
-          <w:rStyle w:val="Strong"/>
-          <w:rFonts w:ascii="Arial" w:hAnsi="Arial" w:cs="Arial"/>
-        </w:rPr>
-        <w:t xml:space="preserve"> </w:t>
-      </w:r>
-      <w:r>
-        <w:rPr>
-          <w:rStyle w:val="Strong"/>
-          <w:rFonts w:ascii="Arial" w:hAnsi="Arial" w:cs="Arial"/>
-        </w:rPr>
-        <w:t>q</w:t>
-      </w:r>
-      <w:r>
-        <w:rPr>
-          <w:rStyle w:val="Strong"/>
-          <w:rFonts w:ascii="Arial" w:hAnsi="Arial" w:cs="Arial"/>
-        </w:rPr>
-        <w:t>uarterly</w:t>
-      </w:r>
-      <w:r>
-        <w:rPr>
-          <w:rFonts w:ascii="Arial" w:hAnsi="Arial" w:cs="Arial"/>
-        </w:rPr>
-        <w:t xml:space="preserve"> </w:t>
-      </w:r>
-      <w:r>
-        <w:rPr>
-          <w:rFonts w:ascii="Arial" w:hAnsi="Arial" w:cs="Arial"/>
-        </w:rPr>
-        <w:t xml:space="preserve">increasing brand visibility by </w:t>
-      </w:r>
-      <w:r>
-        <w:rPr>
-          <w:rStyle w:val="Strong"/>
-          <w:rFonts w:ascii="Arial" w:hAnsi="Arial" w:cs="Arial"/>
-        </w:rPr>
-        <w:t>40%</w:t>
-      </w:r>
-      <w:r>
-        <w:rPr>
-          <w:rStyle w:val="Strong"/>
-          <w:rFonts w:ascii="Arial" w:hAnsi="Arial" w:cs="Arial"/>
-        </w:rPr>
-        <w:t>.</w:t>
-      </w:r>
-      <w:r>
-        <w:rPr>
-          <w:rStyle w:val="Strong"/>
-          <w:rFonts w:ascii="Arial" w:hAnsi="Arial" w:cs="Arial"/>
+          <w:sz w:val="21"/>
+          <w:szCs w:val="21"/>
+        </w:rPr>
+        <w:t>Design</w:t>
+      </w:r>
+      <w:r>
+        <w:rPr>
+          <w:rFonts w:ascii="Arial" w:hAnsi="Arial" w:cs="Arial"/>
+          <w:sz w:val="21"/>
+          <w:szCs w:val="21"/>
+        </w:rPr>
+        <w:t xml:space="preserve">ed </w:t>
+      </w:r>
+      <w:r>
+        <w:rPr>
+          <w:rFonts w:ascii="Arial" w:hAnsi="Arial" w:cs="Arial"/>
+          <w:sz w:val="21"/>
+          <w:szCs w:val="21"/>
+        </w:rPr>
+        <w:t>website and marketing newsletters, increasing site attraction</w:t>
+      </w:r>
+      <w:r>
+        <w:rPr>
+          <w:rFonts w:ascii="Arial" w:hAnsi="Arial" w:cs="Arial"/>
+          <w:sz w:val="21"/>
+          <w:szCs w:val="21"/>
+        </w:rPr>
+        <w:t xml:space="preserve"> and customer retention.</w:t>
+      </w:r>
+      <w:r>
+        <w:rPr>
+          <w:rFonts w:ascii="Arial" w:hAnsi="Arial" w:cs="Arial"/>
+          <w:sz w:val="21"/>
+          <w:szCs w:val="21"/>
         </w:rPr>
         <w:t xml:space="preserve"> </w:t>
       </w:r>
@@ -1397,90 +1331,31 @@
         <w:rPr>
           <w:rFonts w:ascii="Arial" w:hAnsi="Arial" w:cs="Arial"/>
         </w:rPr>
-        <w:t xml:space="preserve">Partnered with internal and external teams to improve website performance, </w:t>
-      </w:r>
-      <w:r>
-        <w:rPr>
-          <w:rFonts w:ascii="Arial" w:hAnsi="Arial" w:cs="Arial"/>
-        </w:rPr>
-        <w:t xml:space="preserve">develop AI </w:t>
-      </w:r>
-      <w:r>
-        <w:rPr>
-          <w:rFonts w:ascii="Arial" w:hAnsi="Arial" w:cs="Arial"/>
-        </w:rPr>
-        <w:t>client communication</w:t>
-      </w:r>
-      <w:r>
-        <w:rPr>
-          <w:rFonts w:ascii="Arial" w:hAnsi="Arial" w:cs="Arial"/>
-        </w:rPr>
-        <w:t xml:space="preserve"> systems</w:t>
-      </w:r>
-      <w:r>
-        <w:rPr>
-          <w:rFonts w:ascii="Arial" w:hAnsi="Arial" w:cs="Arial"/>
-        </w:rPr>
-        <w:t xml:space="preserve">, increasing online engagement to </w:t>
-      </w:r>
-      <w:r>
-        <w:rPr>
-          <w:rStyle w:val="Strong"/>
-          <w:rFonts w:ascii="Arial" w:hAnsi="Arial" w:cs="Arial"/>
-        </w:rPr>
-        <w:t>1,126</w:t>
-      </w:r>
-      <w:r>
-        <w:rPr>
-          <w:rStyle w:val="Strong"/>
-          <w:rFonts w:ascii="Arial" w:hAnsi="Arial" w:cs="Arial"/>
-        </w:rPr>
-        <w:t>+</w:t>
-      </w:r>
-      <w:r>
-        <w:rPr>
-          <w:rStyle w:val="Strong"/>
-          <w:rFonts w:ascii="Arial" w:hAnsi="Arial" w:cs="Arial"/>
-        </w:rPr>
-        <w:t xml:space="preserve"> website visits</w:t>
-      </w:r>
-      <w:r>
-        <w:rPr>
-          <w:rStyle w:val="Strong"/>
-          <w:rFonts w:ascii="Arial" w:hAnsi="Arial" w:cs="Arial"/>
-        </w:rPr>
-        <w:t xml:space="preserve"> on google</w:t>
-      </w:r>
-      <w:r>
-        <w:rPr>
-          <w:rFonts w:ascii="Arial" w:hAnsi="Arial" w:cs="Arial"/>
-        </w:rPr>
-        <w:t xml:space="preserve"> and achieving </w:t>
-      </w:r>
-      <w:r>
-        <w:rPr>
-          <w:rStyle w:val="Strong"/>
-          <w:rFonts w:ascii="Arial" w:hAnsi="Arial" w:cs="Arial"/>
-        </w:rPr>
-        <w:t>188 Google search appearances</w:t>
-      </w:r>
-      <w:r>
-        <w:rPr>
-          <w:rFonts w:ascii="Arial" w:hAnsi="Arial" w:cs="Arial"/>
-        </w:rPr>
-        <w:t xml:space="preserve"> </w:t>
-      </w:r>
-      <w:r>
-        <w:rPr>
-          <w:rFonts w:ascii="Arial" w:hAnsi="Arial" w:cs="Arial"/>
-        </w:rPr>
-        <w:t xml:space="preserve">monthly </w:t>
-      </w:r>
-      <w:r>
-        <w:rPr>
-          <w:rFonts w:ascii="Arial" w:hAnsi="Arial" w:cs="Arial"/>
-        </w:rPr>
-        <w:t>through improved digital positioning</w:t>
+        <w:t xml:space="preserve">Negotiated commercial loan structures with </w:t>
+      </w:r>
+      <w:r>
+        <w:rPr>
+          <w:rFonts w:ascii="Arial" w:hAnsi="Arial" w:cs="Arial"/>
+        </w:rPr>
+        <w:t>lenders</w:t>
+      </w:r>
+      <w:r>
+        <w:rPr>
+          <w:rFonts w:ascii="Arial" w:hAnsi="Arial" w:cs="Arial"/>
+        </w:rPr>
+        <w:t>, reducing interest rates and origination costs</w:t>
+      </w:r>
+      <w:r>
+        <w:rPr>
+          <w:rFonts w:ascii="Arial" w:hAnsi="Arial" w:cs="Arial"/>
+        </w:rPr>
+        <w:t xml:space="preserve"> for </w:t>
+      </w:r>
+      <w:r>
+        <w:rPr>
+          <w:rFonts w:ascii="Arial" w:hAnsi="Arial" w:cs="Arial"/>
+        </w:rPr>
+        <w:t>borrower clients</w:t>
       </w:r>
       <w:r>
         <w:rPr>
@@ -1506,66 +1381,269 @@
       <w:r>
         <w:rPr>
           <w:rFonts w:ascii="Arial" w:hAnsi="Arial" w:cs="Arial"/>
-          <w:sz w:val="21"/>
-          <w:szCs w:val="21"/>
-        </w:rPr>
-        <w:t>D</w:t>
-      </w:r>
-      <w:r>
-        <w:rPr>
-          <w:rFonts w:ascii="Arial" w:hAnsi="Arial" w:cs="Arial"/>
-          <w:sz w:val="21"/>
-          <w:szCs w:val="21"/>
-        </w:rPr>
-        <w:t>esign</w:t>
-      </w:r>
-      <w:r>
-        <w:rPr>
-          <w:rFonts w:ascii="Arial" w:hAnsi="Arial" w:cs="Arial"/>
-          <w:sz w:val="21"/>
-          <w:szCs w:val="21"/>
-        </w:rPr>
-        <w:t xml:space="preserve">ed </w:t>
-      </w:r>
-      <w:r>
-        <w:rPr>
-          <w:rFonts w:ascii="Arial" w:hAnsi="Arial" w:cs="Arial"/>
-          <w:sz w:val="21"/>
-          <w:szCs w:val="21"/>
-        </w:rPr>
-        <w:t xml:space="preserve">website </w:t>
-      </w:r>
-      <w:r>
-        <w:rPr>
-          <w:rFonts w:ascii="Arial" w:hAnsi="Arial" w:cs="Arial"/>
-          <w:sz w:val="21"/>
-          <w:szCs w:val="21"/>
-        </w:rPr>
-        <w:t>and marketing newsletters, increasing site</w:t>
-      </w:r>
-      <w:r>
-        <w:rPr>
-          <w:rFonts w:ascii="Arial" w:hAnsi="Arial" w:cs="Arial"/>
-          <w:sz w:val="21"/>
-          <w:szCs w:val="21"/>
-        </w:rPr>
-        <w:t xml:space="preserve"> attraction</w:t>
-      </w:r>
-      <w:r>
-        <w:rPr>
-          <w:rFonts w:ascii="Arial" w:hAnsi="Arial" w:cs="Arial"/>
-          <w:sz w:val="21"/>
-          <w:szCs w:val="21"/>
-        </w:rPr>
-        <w:t xml:space="preserve"> and customer retention.</w:t>
-      </w:r>
-      <w:r>
-        <w:rPr>
-          <w:rFonts w:ascii="Arial" w:hAnsi="Arial" w:cs="Arial"/>
-          <w:sz w:val="21"/>
-          <w:szCs w:val="21"/>
+        </w:rPr>
+        <w:t xml:space="preserve">Successfully contributed to over </w:t>
+      </w:r>
+      <w:r>
+        <w:rPr>
+          <w:rStyle w:val="Strong"/>
+          <w:rFonts w:ascii="Arial" w:hAnsi="Arial" w:cs="Arial"/>
+        </w:rPr>
+        <w:t>$</w:t>
+      </w:r>
+      <w:r>
+        <w:rPr>
+          <w:rStyle w:val="Strong"/>
+          <w:rFonts w:ascii="Arial" w:hAnsi="Arial" w:cs="Arial"/>
+        </w:rPr>
+        <w:t>5</w:t>
+      </w:r>
+      <w:r>
+        <w:rPr>
+          <w:rStyle w:val="Strong"/>
+          <w:rFonts w:ascii="Arial" w:hAnsi="Arial" w:cs="Arial"/>
+        </w:rPr>
+        <w:t>M in closed commercial</w:t>
+      </w:r>
+      <w:r>
+        <w:rPr>
+          <w:rStyle w:val="Strong"/>
+          <w:rFonts w:ascii="Arial" w:hAnsi="Arial" w:cs="Arial"/>
+        </w:rPr>
+        <w:t xml:space="preserve"> real estate</w:t>
+      </w:r>
+      <w:r>
+        <w:rPr>
+          <w:rStyle w:val="Strong"/>
+          <w:rFonts w:ascii="Arial" w:hAnsi="Arial" w:cs="Arial"/>
+        </w:rPr>
+        <w:t xml:space="preserve"> and business-purpose loan transactions across multiple states</w:t>
+      </w:r>
+      <w:r>
+        <w:rPr>
+          <w:rFonts w:ascii="Arial" w:hAnsi="Arial" w:cs="Arial"/>
+        </w:rPr>
+        <w:t xml:space="preserve">, generating an </w:t>
+      </w:r>
+      <w:r>
+        <w:rPr>
+          <w:rFonts w:ascii="Arial" w:hAnsi="Arial" w:cs="Arial"/>
+        </w:rPr>
+        <w:t>average of</w:t>
+      </w:r>
+      <w:r>
+        <w:rPr>
+          <w:rFonts w:ascii="Arial" w:hAnsi="Arial" w:cs="Arial"/>
         </w:rPr>
         <w:t xml:space="preserve"> </w:t>
+      </w:r>
+      <w:r>
+        <w:rPr>
+          <w:rStyle w:val="Strong"/>
+          <w:rFonts w:ascii="Arial" w:hAnsi="Arial" w:cs="Arial"/>
+        </w:rPr>
+        <w:t>$15K–$30K in annual revenue</w:t>
+      </w:r>
+      <w:r>
+        <w:rPr>
+          <w:rStyle w:val="Strong"/>
+          <w:rFonts w:ascii="Arial" w:hAnsi="Arial" w:cs="Arial"/>
+        </w:rPr>
+        <w:t xml:space="preserve"> per lending firm</w:t>
+      </w:r>
+      <w:r>
+        <w:rPr>
+          <w:rStyle w:val="Strong"/>
+          <w:rFonts w:ascii="Arial" w:hAnsi="Arial" w:cs="Arial"/>
+        </w:rPr>
+        <w:t>.</w:t>
+      </w:r>
+      <w:r>
+        <w:rPr>
+          <w:rStyle w:val="Strong"/>
+          <w:rFonts w:ascii="Arial" w:hAnsi="Arial" w:cs="Arial"/>
+        </w:rPr>
+        <w:t xml:space="preserve"> </w:t>
+      </w:r>
+    </w:p>
+    <w:p>
+      <w:pPr>
+        <w:numPr>
+          <w:ilvl w:val="0"/>
+          <w:numId w:val="25"/>
+        </w:numPr>
+        <w:tabs>
+          <w:tab w:val="clear" w:pos="10800"/>
+        </w:tabs>
+        <w:spacing w:before="100" w:beforeAutospacing="1" w:after="100" w:afterAutospacing="1"/>
+        <w:rPr>
+          <w:rFonts w:ascii="Arial" w:hAnsi="Arial" w:cs="Arial"/>
+        </w:rPr>
+      </w:pPr>
+      <w:r>
+        <w:rPr>
+          <w:rFonts w:ascii="Arial" w:hAnsi="Arial" w:cs="Arial"/>
+        </w:rPr>
+        <w:t xml:space="preserve">Built and managed a nationwide real estate </w:t>
+      </w:r>
+      <w:r>
+        <w:rPr>
+          <w:rFonts w:ascii="Arial" w:hAnsi="Arial" w:cs="Arial"/>
+        </w:rPr>
+        <w:t>borrower</w:t>
+      </w:r>
+      <w:r>
+        <w:rPr>
+          <w:rFonts w:ascii="Arial" w:hAnsi="Arial" w:cs="Arial"/>
+        </w:rPr>
+        <w:t xml:space="preserve"> pipeline through targeted business development </w:t>
+      </w:r>
+      <w:r>
+        <w:rPr>
+          <w:rFonts w:ascii="Arial" w:hAnsi="Arial" w:cs="Arial"/>
+        </w:rPr>
+        <w:t xml:space="preserve">Facebook </w:t>
+      </w:r>
+      <w:r>
+        <w:rPr>
+          <w:rFonts w:ascii="Arial" w:hAnsi="Arial" w:cs="Arial"/>
+        </w:rPr>
+        <w:t>campaigns</w:t>
+      </w:r>
+      <w:r>
+        <w:rPr>
+          <w:rFonts w:ascii="Arial" w:hAnsi="Arial" w:cs="Arial"/>
+        </w:rPr>
+        <w:t>,</w:t>
+      </w:r>
+      <w:r>
+        <w:rPr>
+          <w:rFonts w:ascii="Arial" w:hAnsi="Arial" w:cs="Arial"/>
+        </w:rPr>
+        <w:t xml:space="preserve"> growing</w:t>
+      </w:r>
+      <w:r>
+        <w:rPr>
+          <w:rFonts w:ascii="Arial" w:hAnsi="Arial" w:cs="Arial"/>
+        </w:rPr>
+        <w:t xml:space="preserve"> </w:t>
+      </w:r>
+      <w:r>
+        <w:rPr>
+          <w:rStyle w:val="Strong"/>
+          <w:rFonts w:ascii="Arial" w:hAnsi="Arial" w:cs="Arial"/>
+          <w:b w:val="0"/>
+          <w:bCs w:val="0"/>
+        </w:rPr>
+        <w:t>relationships</w:t>
+      </w:r>
+      <w:r>
+        <w:rPr>
+          <w:rStyle w:val="Strong"/>
+          <w:rFonts w:ascii="Arial" w:hAnsi="Arial" w:cs="Arial"/>
+        </w:rPr>
+        <w:t xml:space="preserve"> </w:t>
+      </w:r>
+      <w:r>
+        <w:rPr>
+          <w:rStyle w:val="Strong"/>
+          <w:rFonts w:ascii="Arial" w:hAnsi="Arial" w:cs="Arial"/>
+          <w:b w:val="0"/>
+          <w:bCs w:val="0"/>
+        </w:rPr>
+        <w:t>with</w:t>
+      </w:r>
+      <w:r>
+        <w:rPr>
+          <w:rStyle w:val="Strong"/>
+          <w:rFonts w:ascii="Arial" w:hAnsi="Arial" w:cs="Arial"/>
+        </w:rPr>
+        <w:t xml:space="preserve"> borrowers, </w:t>
+      </w:r>
+      <w:r>
+        <w:rPr>
+          <w:rStyle w:val="Strong"/>
+          <w:rFonts w:ascii="Arial" w:hAnsi="Arial" w:cs="Arial"/>
+        </w:rPr>
+        <w:t>bankers</w:t>
+      </w:r>
+      <w:r>
+        <w:rPr>
+          <w:rStyle w:val="Strong"/>
+          <w:rFonts w:ascii="Arial" w:hAnsi="Arial" w:cs="Arial"/>
+        </w:rPr>
+        <w:t xml:space="preserve">, </w:t>
+      </w:r>
+      <w:r>
+        <w:rPr>
+          <w:rStyle w:val="Strong"/>
+          <w:rFonts w:ascii="Arial" w:hAnsi="Arial" w:cs="Arial"/>
+        </w:rPr>
+        <w:t xml:space="preserve">family offices </w:t>
+      </w:r>
+      <w:r>
+        <w:rPr>
+          <w:rStyle w:val="Strong"/>
+          <w:rFonts w:ascii="Arial" w:hAnsi="Arial" w:cs="Arial"/>
+        </w:rPr>
+        <w:t xml:space="preserve">and private </w:t>
+      </w:r>
+      <w:r>
+        <w:rPr>
+          <w:rStyle w:val="Strong"/>
+          <w:rFonts w:ascii="Arial" w:hAnsi="Arial" w:cs="Arial"/>
+        </w:rPr>
+        <w:t>equity</w:t>
+      </w:r>
+      <w:r>
+        <w:rPr>
+          <w:rStyle w:val="Strong"/>
+          <w:rFonts w:ascii="Arial" w:hAnsi="Arial" w:cs="Arial"/>
+        </w:rPr>
+        <w:t xml:space="preserve"> </w:t>
+      </w:r>
+      <w:r>
+        <w:rPr>
+          <w:rStyle w:val="Strong"/>
+          <w:rFonts w:ascii="Arial" w:hAnsi="Arial" w:cs="Arial"/>
+        </w:rPr>
+        <w:t>firms</w:t>
+      </w:r>
+      <w:r>
+        <w:rPr>
+          <w:rFonts w:ascii="Arial" w:hAnsi="Arial" w:cs="Arial"/>
+        </w:rPr>
+        <w:t xml:space="preserve">, generating </w:t>
+      </w:r>
+      <w:r>
+        <w:rPr>
+          <w:rFonts w:ascii="Arial" w:hAnsi="Arial" w:cs="Arial"/>
+        </w:rPr>
+        <w:t>organic</w:t>
+      </w:r>
+      <w:r>
+        <w:rPr>
+          <w:rFonts w:ascii="Arial" w:hAnsi="Arial" w:cs="Arial"/>
+        </w:rPr>
+        <w:t xml:space="preserve"> referral</w:t>
+      </w:r>
+      <w:r>
+        <w:rPr>
+          <w:rFonts w:ascii="Arial" w:hAnsi="Arial" w:cs="Arial"/>
+        </w:rPr>
+        <w:t>s</w:t>
+      </w:r>
+      <w:r>
+        <w:rPr>
+          <w:rFonts w:ascii="Arial" w:hAnsi="Arial" w:cs="Arial"/>
+        </w:rPr>
+        <w:t xml:space="preserve"> increasing visibility in the finance sector</w:t>
+      </w:r>
+      <w:r>
+        <w:rPr>
+          <w:rFonts w:ascii="Arial" w:hAnsi="Arial" w:cs="Arial"/>
+        </w:rPr>
+        <w:t>.</w:t>
       </w:r>
     </w:p>
     <w:p>
@@ -1674,7 +1752,7 @@
           <w:sz w:val="21"/>
           <w:szCs w:val="21"/>
         </w:rPr>
-        <w:t xml:space="preserve"> K Means Clustering</w:t>
+        <w:t xml:space="preserve"> </w:t>
       </w:r>
       <w:r>
         <w:rPr>
@@ -1684,8 +1762,219 @@
           <w:sz w:val="21"/>
           <w:szCs w:val="21"/>
         </w:rPr>
+        <w:t>Commercial Loan Vintage Analysis</w:t>
+      </w:r>
+      <w:r>
+        <w:rPr>
+          <w:rFonts w:ascii="Arial" w:eastAsia="Times New Roman" w:hAnsi="Arial" w:cs="Arial"/>
+          <w:sz w:val="21"/>
+          <w:szCs w:val="21"/>
+        </w:rPr>
+        <w:tab/>
+      </w:r>
+    </w:p>
+    <w:p>
+      <w:pPr>
+        <w:ind w:left="720"/>
+        <w:rPr>
+          <w:rFonts w:ascii="Arial" w:hAnsi="Arial" w:cs="Arial"/>
+          <w:sz w:val="21"/>
+          <w:szCs w:val="21"/>
+        </w:rPr>
+      </w:pPr>
+    </w:p>
+    <w:p>
+      <w:pPr>
+        <w:ind w:left="720"/>
+        <w:rPr>
+          <w:rFonts w:ascii="Arial" w:hAnsi="Arial" w:cs="Arial"/>
+          <w:sz w:val="21"/>
+          <w:szCs w:val="21"/>
+        </w:rPr>
+      </w:pPr>
+      <w:r>
+        <w:rPr>
+          <w:rFonts w:ascii="Arial" w:hAnsi="Arial" w:cs="Arial"/>
+          <w:sz w:val="21"/>
+          <w:szCs w:val="21"/>
+        </w:rPr>
+        <w:t xml:space="preserve">Built a commercial loan vintage performance model using Python, Pandas, and Random Forest Regression to identify borrower and portfolio characteristics associated with higher net loss percentages across loan origination periods. </w:t>
+      </w:r>
+      <w:r>
+        <w:rPr>
+          <w:rFonts w:ascii="Arial" w:hAnsi="Arial" w:cs="Arial"/>
+          <w:sz w:val="21"/>
+          <w:szCs w:val="21"/>
+        </w:rPr>
+        <w:t>This model can be used to point out</w:t>
+      </w:r>
+      <w:r>
+        <w:rPr>
+          <w:rFonts w:ascii="Arial" w:hAnsi="Arial" w:cs="Arial"/>
+          <w:sz w:val="21"/>
+          <w:szCs w:val="21"/>
+        </w:rPr>
         <w:t xml:space="preserve"> </w:t>
       </w:r>
+      <w:r>
+        <w:rPr>
+          <w:rFonts w:ascii="Arial" w:hAnsi="Arial" w:cs="Arial"/>
+          <w:sz w:val="21"/>
+          <w:szCs w:val="21"/>
+        </w:rPr>
+        <w:t>e</w:t>
+      </w:r>
+      <w:r>
+        <w:rPr>
+          <w:rFonts w:ascii="Arial" w:hAnsi="Arial" w:cs="Arial"/>
+          <w:sz w:val="21"/>
+          <w:szCs w:val="21"/>
+        </w:rPr>
+        <w:t>valuated borrower risk signals, revenue deterioration, utilization spikes,</w:t>
+      </w:r>
+      <w:r>
+        <w:rPr>
+          <w:rFonts w:ascii="Arial" w:hAnsi="Arial" w:cs="Arial"/>
+          <w:sz w:val="21"/>
+          <w:szCs w:val="21"/>
+        </w:rPr>
+        <w:t xml:space="preserve"> and </w:t>
+      </w:r>
+      <w:r>
+        <w:rPr>
+          <w:rFonts w:ascii="Arial" w:hAnsi="Arial" w:cs="Arial"/>
+          <w:sz w:val="21"/>
+          <w:szCs w:val="21"/>
+        </w:rPr>
+        <w:t xml:space="preserve">loan seasoning to explain poor-performing loan batches I demonstrated </w:t>
+      </w:r>
+      <w:r>
+        <w:rPr>
+          <w:rFonts w:ascii="Arial" w:hAnsi="Arial" w:cs="Arial"/>
+          <w:sz w:val="21"/>
+          <w:szCs w:val="21"/>
+        </w:rPr>
+        <w:lastRenderedPageBreak/>
+        <w:t xml:space="preserve">how lenders could use </w:t>
+      </w:r>
+      <w:r>
+        <w:rPr>
+          <w:rFonts w:ascii="Arial" w:hAnsi="Arial" w:cs="Arial"/>
+          <w:sz w:val="21"/>
+          <w:szCs w:val="21"/>
+        </w:rPr>
+        <w:t xml:space="preserve">the </w:t>
+      </w:r>
+      <w:r>
+        <w:rPr>
+          <w:rFonts w:ascii="Arial" w:hAnsi="Arial" w:cs="Arial"/>
+          <w:sz w:val="21"/>
+          <w:szCs w:val="21"/>
+        </w:rPr>
+        <w:t xml:space="preserve">predictive analytics </w:t>
+      </w:r>
+      <w:r>
+        <w:rPr>
+          <w:rFonts w:ascii="Arial" w:hAnsi="Arial" w:cs="Arial"/>
+          <w:sz w:val="21"/>
+          <w:szCs w:val="21"/>
+        </w:rPr>
+        <w:t xml:space="preserve">model </w:t>
+      </w:r>
+      <w:r>
+        <w:rPr>
+          <w:rFonts w:ascii="Arial" w:hAnsi="Arial" w:cs="Arial"/>
+          <w:sz w:val="21"/>
+          <w:szCs w:val="21"/>
+        </w:rPr>
+        <w:t>to detect loan portfolio weakness earlier, reduce underwriting blind spots, improve credit monitoring and reduce net profit loss by up to 40%</w:t>
+      </w:r>
+      <w:r>
+        <w:rPr>
+          <w:rFonts w:ascii="Arial" w:hAnsi="Arial" w:cs="Arial"/>
+          <w:sz w:val="21"/>
+          <w:szCs w:val="21"/>
+        </w:rPr>
+        <w:t>.</w:t>
+      </w:r>
+    </w:p>
+    <w:p>
+      <w:pPr>
+        <w:pStyle w:val="Heading2"/>
+        <w:rPr>
+          <w:rFonts w:ascii="Arial" w:hAnsi="Arial" w:cs="Arial"/>
+          <w:b w:val="0"/>
+          <w:bCs/>
+          <w:sz w:val="21"/>
+          <w:szCs w:val="21"/>
+        </w:rPr>
+      </w:pPr>
+      <w:r>
+        <w:rPr>
+          <w:rStyle w:val="Strong"/>
+          <w:b/>
+          <w:bCs w:val="0"/>
+          <w:sz w:val="21"/>
+          <w:szCs w:val="21"/>
+        </w:rPr>
+        <w:t>“Who’s Really Serious?” Borrower Dropout Risk Prediction</w:t>
+      </w:r>
+    </w:p>
+    <w:p>
+      <w:pPr>
+        <w:pStyle w:val="Heading2"/>
+        <w:spacing w:line="240" w:lineRule="auto"/>
+        <w:ind w:left="720"/>
+        <w:rPr>
+          <w:color w:val="auto"/>
+          <w:sz w:val="21"/>
+          <w:szCs w:val="21"/>
+        </w:rPr>
+      </w:pPr>
+      <w:r>
+        <w:rPr>
+          <w:rFonts w:ascii="Arial" w:hAnsi="Arial" w:cs="Arial"/>
+          <w:b w:val="0"/>
+          <w:bCs/>
+          <w:sz w:val="21"/>
+          <w:szCs w:val="21"/>
+        </w:rPr>
+        <w:t xml:space="preserve">Built a Random Forest Classification model to score borrower dropout risk for Noble Equity Solutions. The model used cleaned borrower application data and payment outcomes to separate serious applicants from weak leads, giving the business a practical way to rank prospects by </w:t>
+      </w:r>
+      <w:r>
+        <w:rPr>
+          <w:rFonts w:ascii="Arial" w:hAnsi="Arial" w:cs="Arial"/>
+          <w:b w:val="0"/>
+          <w:bCs/>
+          <w:sz w:val="21"/>
+          <w:szCs w:val="21"/>
+        </w:rPr>
+        <w:t xml:space="preserve">application </w:t>
+      </w:r>
+      <w:r>
+        <w:rPr>
+          <w:rFonts w:ascii="Arial" w:hAnsi="Arial" w:cs="Arial"/>
+          <w:b w:val="0"/>
+          <w:bCs/>
+          <w:sz w:val="21"/>
+          <w:szCs w:val="21"/>
+        </w:rPr>
+        <w:t>payment likelihood.</w:t>
+      </w:r>
+    </w:p>
+    <w:p>
+      <w:pPr>
+        <w:pStyle w:val="Normal1"/>
+        <w:tabs>
+          <w:tab w:val="right" w:pos="10800"/>
+        </w:tabs>
+        <w:spacing w:before="100" w:after="0" w:line="240" w:lineRule="auto"/>
+        <w:rPr>
+          <w:rFonts w:ascii="Arial" w:eastAsia="Times New Roman" w:hAnsi="Arial" w:cs="Arial"/>
+          <w:sz w:val="21"/>
+          <w:szCs w:val="21"/>
+        </w:rPr>
+      </w:pPr>
       <w:r>
         <w:rPr>
           <w:rFonts w:ascii="Arial" w:eastAsia="Times New Roman" w:hAnsi="Arial" w:cs="Arial"/>
@@ -1694,7 +1983,7 @@
           <w:sz w:val="21"/>
           <w:szCs w:val="21"/>
         </w:rPr>
-        <w:t>Commercial Loan Vintage Analysis</w:t>
+        <w:t>"You Are What You Eat" Customer Segmentation</w:t>
       </w:r>
       <w:r>
         <w:rPr>
@@ -1717,28 +2006,54 @@
     </w:p>
     <w:p>
       <w:pPr>
-        <w:ind w:left="720"/>
-        <w:rPr>
-          <w:rFonts w:ascii="Arial" w:hAnsi="Arial" w:cs="Arial"/>
-          <w:sz w:val="21"/>
-          <w:szCs w:val="21"/>
-        </w:rPr>
-      </w:pPr>
-      <w:r>
-        <w:rPr>
-          <w:rFonts w:ascii="Arial" w:hAnsi="Arial" w:cs="Arial"/>
-          <w:sz w:val="21"/>
-          <w:szCs w:val="21"/>
-        </w:rPr>
-        <w:t xml:space="preserve">Built a commercial loan vintage performance model using Python, Pandas, and Random Forest Regression to identify borrower and portfolio characteristics associated with higher net loss percentages across loan origination periods. </w:t>
-      </w:r>
-      <w:r>
-        <w:rPr>
-          <w:rFonts w:ascii="Arial" w:hAnsi="Arial" w:cs="Arial"/>
-          <w:sz w:val="21"/>
-          <w:szCs w:val="21"/>
-        </w:rPr>
-        <w:t>This model can be used to point out</w:t>
+        <w:pStyle w:val="Normal1"/>
+        <w:numPr>
+          <w:ilvl w:val="0"/>
+          <w:numId w:val="22"/>
+        </w:numPr>
+        <w:tabs>
+          <w:tab w:val="right" w:pos="10800"/>
+        </w:tabs>
+        <w:spacing w:after="0" w:line="240" w:lineRule="auto"/>
+        <w:rPr>
+          <w:rFonts w:ascii="Arial" w:hAnsi="Arial" w:cs="Arial"/>
+          <w:sz w:val="21"/>
+          <w:szCs w:val="21"/>
+        </w:rPr>
+      </w:pPr>
+      <w:r>
+        <w:rPr>
+          <w:rFonts w:ascii="Arial" w:hAnsi="Arial" w:cs="Arial"/>
+          <w:sz w:val="21"/>
+          <w:szCs w:val="21"/>
+        </w:rPr>
+        <w:t xml:space="preserve">Used </w:t>
+      </w:r>
+      <w:r>
+        <w:rPr>
+          <w:rFonts w:ascii="Arial" w:hAnsi="Arial" w:cs="Arial"/>
+          <w:b/>
+          <w:bCs/>
+          <w:sz w:val="21"/>
+          <w:szCs w:val="21"/>
+        </w:rPr>
+        <w:t>k-means clustering</w:t>
+      </w:r>
+      <w:r>
+        <w:rPr>
+          <w:rFonts w:ascii="Arial" w:hAnsi="Arial" w:cs="Arial"/>
+          <w:sz w:val="21"/>
+          <w:szCs w:val="21"/>
+        </w:rPr>
+        <w:t xml:space="preserve"> on grocery transaction data to split out customers into distinct "shopper types"</w:t>
+      </w:r>
+      <w:r>
+        <w:rPr>
+          <w:rFonts w:ascii="Arial" w:hAnsi="Arial" w:cs="Arial"/>
+          <w:sz w:val="21"/>
+          <w:szCs w:val="21"/>
+        </w:rPr>
+        <w:t>.</w:t>
       </w:r>
       <w:r>
         <w:rPr>
@@ -1754,88 +2069,34 @@
           <w:sz w:val="21"/>
           <w:szCs w:val="21"/>
         </w:rPr>
-        <w:t>e</w:t>
-      </w:r>
-      <w:r>
-        <w:rPr>
-          <w:rFonts w:ascii="Arial" w:hAnsi="Arial" w:cs="Arial"/>
-          <w:sz w:val="21"/>
-          <w:szCs w:val="21"/>
-        </w:rPr>
-        <w:t>valuated borrower risk signals, revenue deterioration, utilization spikes,</w:t>
-      </w:r>
-      <w:r>
-        <w:rPr>
-          <w:rFonts w:ascii="Arial" w:hAnsi="Arial" w:cs="Arial"/>
-          <w:sz w:val="21"/>
-          <w:szCs w:val="21"/>
-        </w:rPr>
-        <w:t xml:space="preserve"> and </w:t>
-      </w:r>
-      <w:r>
-        <w:rPr>
-          <w:rFonts w:ascii="Arial" w:hAnsi="Arial" w:cs="Arial"/>
-          <w:sz w:val="21"/>
-          <w:szCs w:val="21"/>
-        </w:rPr>
-        <w:t xml:space="preserve">loan seasoning to explain poor-performing loan batches I demonstrated </w:t>
-      </w:r>
-      <w:r>
-        <w:rPr>
-          <w:rFonts w:ascii="Arial" w:hAnsi="Arial" w:cs="Arial"/>
-          <w:sz w:val="21"/>
-          <w:szCs w:val="21"/>
-        </w:rPr>
-        <w:lastRenderedPageBreak/>
-        <w:t xml:space="preserve">how lenders could use </w:t>
-      </w:r>
-      <w:r>
-        <w:rPr>
-          <w:rFonts w:ascii="Arial" w:hAnsi="Arial" w:cs="Arial"/>
-          <w:sz w:val="21"/>
-          <w:szCs w:val="21"/>
-        </w:rPr>
-        <w:t xml:space="preserve">the </w:t>
-      </w:r>
-      <w:r>
-        <w:rPr>
-          <w:rFonts w:ascii="Arial" w:hAnsi="Arial" w:cs="Arial"/>
-          <w:sz w:val="21"/>
-          <w:szCs w:val="21"/>
-        </w:rPr>
-        <w:t xml:space="preserve">predictive analytics </w:t>
-      </w:r>
-      <w:r>
-        <w:rPr>
-          <w:rFonts w:ascii="Arial" w:hAnsi="Arial" w:cs="Arial"/>
-          <w:sz w:val="21"/>
-          <w:szCs w:val="21"/>
-        </w:rPr>
-        <w:t xml:space="preserve">model </w:t>
-      </w:r>
-      <w:r>
-        <w:rPr>
-          <w:rFonts w:ascii="Arial" w:hAnsi="Arial" w:cs="Arial"/>
-          <w:sz w:val="21"/>
-          <w:szCs w:val="21"/>
-        </w:rPr>
-        <w:t>to detect loan portfolio weakness earlier, reduce underwriting blind spots, improve credit monitoring and reduce net profit loss by up to 40%</w:t>
-      </w:r>
-      <w:r>
-        <w:rPr>
-          <w:rFonts w:ascii="Arial" w:hAnsi="Arial" w:cs="Arial"/>
-          <w:sz w:val="21"/>
-          <w:szCs w:val="21"/>
-        </w:rPr>
-        <w:t>.</w:t>
+        <w:t>These</w:t>
+      </w:r>
+      <w:r>
+        <w:rPr>
+          <w:rFonts w:ascii="Arial" w:hAnsi="Arial" w:cs="Arial"/>
+          <w:sz w:val="21"/>
+          <w:szCs w:val="21"/>
+        </w:rPr>
+        <w:t xml:space="preserve"> could be used to better understand customers over time, and to more accurately target customers with relevant content &amp; promotions</w:t>
+      </w:r>
+      <w:r>
+        <w:rPr>
+          <w:rFonts w:ascii="Arial" w:hAnsi="Arial" w:cs="Arial"/>
+          <w:sz w:val="21"/>
+          <w:szCs w:val="21"/>
+        </w:rPr>
+        <w:t xml:space="preserve"> </w:t>
       </w:r>
     </w:p>
     <w:p>
       <w:pPr>
-        <w:pStyle w:val="Heading2"/>
-        <w:rPr>
-          <w:rFonts w:ascii="Arial" w:hAnsi="Arial" w:cs="Arial"/>
-          <w:b w:val="0"/>
+        <w:pStyle w:val="Normal1"/>
+        <w:tabs>
+          <w:tab w:val="right" w:pos="10800"/>
+        </w:tabs>
+        <w:spacing w:before="100" w:after="0" w:line="240" w:lineRule="auto"/>
+        <w:rPr>
+          <w:b/>
           <w:bCs/>
           <w:sz w:val="21"/>
           <w:szCs w:val="21"/>
@@ -1843,54 +2104,149 @@
       </w:pPr>
       <w:r>
         <w:rPr>
-          <w:rStyle w:val="Strong"/>
           <w:b/>
-          <w:bCs w:val="0"/>
-          <w:sz w:val="21"/>
-          <w:szCs w:val="21"/>
-        </w:rPr>
-        <w:t>“Who’s Really Serious?” Borrower Dropout Risk Prediction</w:t>
+          <w:bCs/>
+          <w:sz w:val="21"/>
+          <w:szCs w:val="21"/>
+        </w:rPr>
+        <w:t>“Deal Desk AI”</w:t>
+      </w:r>
+      <w:r>
+        <w:rPr>
+          <w:sz w:val="21"/>
+          <w:szCs w:val="21"/>
+        </w:rPr>
+        <w:t xml:space="preserve"> </w:t>
+      </w:r>
+      <w:proofErr w:type="spellStart"/>
+      <w:r>
+        <w:rPr>
+          <w:b/>
+          <w:bCs/>
+          <w:sz w:val="21"/>
+          <w:szCs w:val="21"/>
+        </w:rPr>
+        <w:t>LangChain</w:t>
+      </w:r>
+      <w:proofErr w:type="spellEnd"/>
+      <w:r>
+        <w:rPr>
+          <w:b/>
+          <w:bCs/>
+          <w:sz w:val="21"/>
+          <w:szCs w:val="21"/>
+        </w:rPr>
+        <w:t xml:space="preserve"> RAG Model for </w:t>
+      </w:r>
+      <w:r>
+        <w:rPr>
+          <w:b/>
+          <w:bCs/>
+          <w:sz w:val="21"/>
+          <w:szCs w:val="21"/>
+        </w:rPr>
+        <w:t>Businesses</w:t>
+      </w:r>
+      <w:r>
+        <w:rPr>
+          <w:b/>
+          <w:bCs/>
+          <w:sz w:val="21"/>
+          <w:szCs w:val="21"/>
+        </w:rPr>
+        <w:t xml:space="preserve"> </w:t>
       </w:r>
     </w:p>
     <w:p>
       <w:pPr>
-        <w:pStyle w:val="Heading2"/>
-        <w:ind w:left="720"/>
-        <w:rPr>
-          <w:color w:val="auto"/>
-          <w:sz w:val="21"/>
-          <w:szCs w:val="21"/>
-        </w:rPr>
-      </w:pPr>
-      <w:r>
-        <w:rPr>
-          <w:rFonts w:ascii="Arial" w:hAnsi="Arial" w:cs="Arial"/>
-          <w:b w:val="0"/>
+        <w:pStyle w:val="Normal1"/>
+        <w:numPr>
+          <w:ilvl w:val="0"/>
+          <w:numId w:val="22"/>
+        </w:numPr>
+        <w:tabs>
+          <w:tab w:val="right" w:pos="10800"/>
+        </w:tabs>
+        <w:spacing w:before="100" w:after="0" w:line="240" w:lineRule="auto"/>
+        <w:rPr>
+          <w:rFonts w:ascii="Arial" w:eastAsia="Times New Roman" w:hAnsi="Arial" w:cs="Arial"/>
+          <w:b/>
           <w:bCs/>
           <w:sz w:val="21"/>
           <w:szCs w:val="21"/>
         </w:rPr>
-        <w:t xml:space="preserve">Built a Random Forest Classification model to score borrower dropout risk for Noble Equity Solutions. The model used cleaned borrower application data and payment outcomes to separate serious applicants from weak leads, giving the business a practical way to rank prospects by </w:t>
-      </w:r>
-      <w:r>
-        <w:rPr>
-          <w:rFonts w:ascii="Arial" w:hAnsi="Arial" w:cs="Arial"/>
-          <w:b w:val="0"/>
+      </w:pPr>
+      <w:r>
+        <w:rPr>
+          <w:rFonts w:ascii="Arial" w:hAnsi="Arial" w:cs="Arial"/>
+          <w:b/>
           <w:bCs/>
           <w:sz w:val="21"/>
           <w:szCs w:val="21"/>
         </w:rPr>
-        <w:t xml:space="preserve">application </w:t>
-      </w:r>
-      <w:r>
-        <w:rPr>
-          <w:rFonts w:ascii="Arial" w:hAnsi="Arial" w:cs="Arial"/>
-          <w:b w:val="0"/>
+        <w:t>Implemented</w:t>
+      </w:r>
+      <w:r>
+        <w:rPr>
+          <w:rFonts w:ascii="Arial" w:hAnsi="Arial" w:cs="Arial"/>
+          <w:sz w:val="21"/>
+          <w:szCs w:val="21"/>
+        </w:rPr>
+        <w:t xml:space="preserve"> an intelligent database agent using a </w:t>
+      </w:r>
+      <w:proofErr w:type="spellStart"/>
+      <w:r>
+        <w:rPr>
+          <w:rFonts w:ascii="Arial" w:hAnsi="Arial" w:cs="Arial"/>
+          <w:sz w:val="21"/>
+          <w:szCs w:val="21"/>
+        </w:rPr>
+        <w:t>LangChain</w:t>
+      </w:r>
+      <w:proofErr w:type="spellEnd"/>
+      <w:r>
+        <w:rPr>
+          <w:rFonts w:ascii="Arial" w:hAnsi="Arial" w:cs="Arial"/>
+          <w:sz w:val="21"/>
+          <w:szCs w:val="21"/>
+        </w:rPr>
+        <w:t xml:space="preserve"> template and OpenAI to democratize data access. </w:t>
+      </w:r>
+      <w:r>
+        <w:rPr>
+          <w:rFonts w:ascii="Arial" w:hAnsi="Arial" w:cs="Arial"/>
+          <w:b/>
           <w:bCs/>
           <w:sz w:val="21"/>
           <w:szCs w:val="21"/>
         </w:rPr>
-        <w:t>payment likelihood.</w:t>
+        <w:t>Configured</w:t>
+      </w:r>
+      <w:r>
+        <w:rPr>
+          <w:rFonts w:ascii="Arial" w:hAnsi="Arial" w:cs="Arial"/>
+          <w:sz w:val="21"/>
+          <w:szCs w:val="21"/>
+        </w:rPr>
+        <w:t xml:space="preserve"> the system to translate natural language inquiries into executable SQL queries against a PostgreSQL retail database. </w:t>
+      </w:r>
+      <w:r>
+        <w:rPr>
+          <w:rFonts w:ascii="Arial" w:hAnsi="Arial" w:cs="Arial"/>
+          <w:b/>
+          <w:bCs/>
+          <w:sz w:val="21"/>
+          <w:szCs w:val="21"/>
+        </w:rPr>
+        <w:t>Demonstrated</w:t>
+      </w:r>
+      <w:r>
+        <w:rPr>
+          <w:rFonts w:ascii="Arial" w:hAnsi="Arial" w:cs="Arial"/>
+          <w:sz w:val="21"/>
+          <w:szCs w:val="21"/>
+        </w:rPr>
+        <w:t xml:space="preserve"> how this AI infrastructure allows business leaders to bypass manual query writing, extracting actionable insights regarding demographic trends directly from raw relational data.</w:t>
       </w:r>
     </w:p>
     <w:p>
@@ -1922,318 +2278,6 @@
           <w:szCs w:val="21"/>
         </w:rPr>
       </w:pPr>
-      <w:r>
-        <w:rPr>
-          <w:rFonts w:ascii="Arial" w:eastAsia="Times New Roman" w:hAnsi="Arial" w:cs="Arial"/>
-          <w:b/>
-          <w:smallCaps/>
-          <w:sz w:val="21"/>
-          <w:szCs w:val="21"/>
-        </w:rPr>
-        <w:t>PROJECTS (CON’T)</w:t>
-      </w:r>
-    </w:p>
-    <w:p>
-      <w:pPr>
-        <w:pStyle w:val="Normal1"/>
-        <w:tabs>
-          <w:tab w:val="right" w:pos="10800"/>
-        </w:tabs>
-        <w:spacing w:before="100" w:after="0" w:line="240" w:lineRule="auto"/>
-        <w:rPr>
-          <w:rFonts w:ascii="Arial" w:eastAsia="Times New Roman" w:hAnsi="Arial" w:cs="Arial"/>
-          <w:sz w:val="21"/>
-          <w:szCs w:val="21"/>
-        </w:rPr>
-      </w:pPr>
-      <w:r>
-        <w:rPr>
-          <w:rFonts w:ascii="Arial" w:eastAsia="Times New Roman" w:hAnsi="Arial" w:cs="Arial"/>
-          <w:b/>
-          <w:bCs/>
-          <w:sz w:val="21"/>
-          <w:szCs w:val="21"/>
-        </w:rPr>
-        <w:t>"You Are What You Eat" Customer Segmentation</w:t>
-      </w:r>
-      <w:r>
-        <w:rPr>
-          <w:rFonts w:ascii="Arial" w:eastAsia="Times New Roman" w:hAnsi="Arial" w:cs="Arial"/>
-          <w:sz w:val="21"/>
-          <w:szCs w:val="21"/>
-        </w:rPr>
-        <w:tab/>
-      </w:r>
-    </w:p>
-    <w:p>
-      <w:pPr>
-        <w:ind w:left="720"/>
-        <w:rPr>
-          <w:rFonts w:ascii="Arial" w:hAnsi="Arial" w:cs="Arial"/>
-          <w:sz w:val="21"/>
-          <w:szCs w:val="21"/>
-        </w:rPr>
-      </w:pPr>
-    </w:p>
-    <w:p>
-      <w:pPr>
-        <w:pStyle w:val="Normal1"/>
-        <w:numPr>
-          <w:ilvl w:val="0"/>
-          <w:numId w:val="22"/>
-        </w:numPr>
-        <w:tabs>
-          <w:tab w:val="right" w:pos="10800"/>
-        </w:tabs>
-        <w:spacing w:after="0" w:line="240" w:lineRule="auto"/>
-        <w:rPr>
-          <w:rFonts w:ascii="Arial" w:hAnsi="Arial" w:cs="Arial"/>
-          <w:sz w:val="21"/>
-          <w:szCs w:val="21"/>
-        </w:rPr>
-      </w:pPr>
-      <w:r>
-        <w:rPr>
-          <w:rFonts w:ascii="Arial" w:hAnsi="Arial" w:cs="Arial"/>
-          <w:sz w:val="21"/>
-          <w:szCs w:val="21"/>
-        </w:rPr>
-        <w:t xml:space="preserve">Used </w:t>
-      </w:r>
-      <w:r>
-        <w:rPr>
-          <w:rFonts w:ascii="Arial" w:hAnsi="Arial" w:cs="Arial"/>
-          <w:b/>
-          <w:bCs/>
-          <w:sz w:val="21"/>
-          <w:szCs w:val="21"/>
-        </w:rPr>
-        <w:t>k-means clustering</w:t>
-      </w:r>
-      <w:r>
-        <w:rPr>
-          <w:rFonts w:ascii="Arial" w:hAnsi="Arial" w:cs="Arial"/>
-          <w:sz w:val="21"/>
-          <w:szCs w:val="21"/>
-        </w:rPr>
-        <w:t xml:space="preserve"> on grocery transaction data to split out customers into distinct "shopper types"</w:t>
-      </w:r>
-      <w:r>
-        <w:rPr>
-          <w:rFonts w:ascii="Arial" w:hAnsi="Arial" w:cs="Arial"/>
-          <w:sz w:val="21"/>
-          <w:szCs w:val="21"/>
-        </w:rPr>
-        <w:t>.</w:t>
-      </w:r>
-      <w:r>
-        <w:rPr>
-          <w:rFonts w:ascii="Arial" w:hAnsi="Arial" w:cs="Arial"/>
-          <w:sz w:val="21"/>
-          <w:szCs w:val="21"/>
-        </w:rPr>
-        <w:t xml:space="preserve"> </w:t>
-      </w:r>
-      <w:r>
-        <w:rPr>
-          <w:rFonts w:ascii="Arial" w:hAnsi="Arial" w:cs="Arial"/>
-          <w:sz w:val="21"/>
-          <w:szCs w:val="21"/>
-        </w:rPr>
-        <w:t>These</w:t>
-      </w:r>
-      <w:r>
-        <w:rPr>
-          <w:rFonts w:ascii="Arial" w:hAnsi="Arial" w:cs="Arial"/>
-          <w:sz w:val="21"/>
-          <w:szCs w:val="21"/>
-        </w:rPr>
-        <w:t xml:space="preserve"> could be used to better understand customers over time, and to more accurately target customers with relevant content &amp; promotions</w:t>
-      </w:r>
-      <w:r>
-        <w:rPr>
-          <w:rFonts w:ascii="Arial" w:hAnsi="Arial" w:cs="Arial"/>
-          <w:sz w:val="21"/>
-          <w:szCs w:val="21"/>
-        </w:rPr>
-        <w:t xml:space="preserve"> </w:t>
-      </w:r>
-    </w:p>
-    <w:p>
-      <w:pPr>
-        <w:pStyle w:val="Normal1"/>
-        <w:tabs>
-          <w:tab w:val="right" w:pos="10800"/>
-        </w:tabs>
-        <w:spacing w:before="100" w:after="0" w:line="240" w:lineRule="auto"/>
-        <w:rPr>
-          <w:b/>
-          <w:bCs/>
-          <w:sz w:val="21"/>
-          <w:szCs w:val="21"/>
-        </w:rPr>
-      </w:pPr>
-      <w:r>
-        <w:rPr>
-          <w:b/>
-          <w:bCs/>
-          <w:sz w:val="21"/>
-          <w:szCs w:val="21"/>
-        </w:rPr>
-        <w:t>“Deal Desk AI”</w:t>
-      </w:r>
-      <w:r>
-        <w:rPr>
-          <w:sz w:val="21"/>
-          <w:szCs w:val="21"/>
-        </w:rPr>
-        <w:t xml:space="preserve"> </w:t>
-      </w:r>
-      <w:proofErr w:type="spellStart"/>
-      <w:r>
-        <w:rPr>
-          <w:b/>
-          <w:bCs/>
-          <w:sz w:val="21"/>
-          <w:szCs w:val="21"/>
-        </w:rPr>
-        <w:t>LangChain</w:t>
-      </w:r>
-      <w:proofErr w:type="spellEnd"/>
-      <w:r>
-        <w:rPr>
-          <w:b/>
-          <w:bCs/>
-          <w:sz w:val="21"/>
-          <w:szCs w:val="21"/>
-        </w:rPr>
-        <w:t xml:space="preserve"> RAG Model for </w:t>
-      </w:r>
-      <w:r>
-        <w:rPr>
-          <w:b/>
-          <w:bCs/>
-          <w:sz w:val="21"/>
-          <w:szCs w:val="21"/>
-        </w:rPr>
-        <w:t>Businesses</w:t>
-      </w:r>
-      <w:r>
-        <w:rPr>
-          <w:b/>
-          <w:bCs/>
-          <w:sz w:val="21"/>
-          <w:szCs w:val="21"/>
-        </w:rPr>
-        <w:t xml:space="preserve"> </w:t>
-      </w:r>
-    </w:p>
-    <w:p>
-      <w:pPr>
-        <w:pStyle w:val="Normal1"/>
-        <w:numPr>
-          <w:ilvl w:val="0"/>
-          <w:numId w:val="22"/>
-        </w:numPr>
-        <w:tabs>
-          <w:tab w:val="right" w:pos="10800"/>
-        </w:tabs>
-        <w:spacing w:before="100" w:after="0" w:line="240" w:lineRule="auto"/>
-        <w:rPr>
-          <w:rFonts w:ascii="Arial" w:eastAsia="Times New Roman" w:hAnsi="Arial" w:cs="Arial"/>
-          <w:b/>
-          <w:bCs/>
-          <w:sz w:val="21"/>
-          <w:szCs w:val="21"/>
-        </w:rPr>
-      </w:pPr>
-      <w:r>
-        <w:rPr>
-          <w:rFonts w:ascii="Arial" w:hAnsi="Arial" w:cs="Arial"/>
-          <w:b/>
-          <w:bCs/>
-          <w:sz w:val="21"/>
-          <w:szCs w:val="21"/>
-        </w:rPr>
-        <w:t>Implemented</w:t>
-      </w:r>
-      <w:r>
-        <w:rPr>
-          <w:rFonts w:ascii="Arial" w:hAnsi="Arial" w:cs="Arial"/>
-          <w:sz w:val="21"/>
-          <w:szCs w:val="21"/>
-        </w:rPr>
-        <w:t xml:space="preserve"> an intelligent database agent using a </w:t>
-      </w:r>
-      <w:proofErr w:type="spellStart"/>
-      <w:r>
-        <w:rPr>
-          <w:rFonts w:ascii="Arial" w:hAnsi="Arial" w:cs="Arial"/>
-          <w:sz w:val="21"/>
-          <w:szCs w:val="21"/>
-        </w:rPr>
-        <w:t>LangChain</w:t>
-      </w:r>
-      <w:proofErr w:type="spellEnd"/>
-      <w:r>
-        <w:rPr>
-          <w:rFonts w:ascii="Arial" w:hAnsi="Arial" w:cs="Arial"/>
-          <w:sz w:val="21"/>
-          <w:szCs w:val="21"/>
-        </w:rPr>
-        <w:t xml:space="preserve"> template and OpenAI to democratize data access. </w:t>
-      </w:r>
-      <w:r>
-        <w:rPr>
-          <w:rFonts w:ascii="Arial" w:hAnsi="Arial" w:cs="Arial"/>
-          <w:b/>
-          <w:bCs/>
-          <w:sz w:val="21"/>
-          <w:szCs w:val="21"/>
-        </w:rPr>
-        <w:t>Configured</w:t>
-      </w:r>
-      <w:r>
-        <w:rPr>
-          <w:rFonts w:ascii="Arial" w:hAnsi="Arial" w:cs="Arial"/>
-          <w:sz w:val="21"/>
-          <w:szCs w:val="21"/>
-        </w:rPr>
-        <w:t xml:space="preserve"> the system to translate natural language inquiries into executable SQL queries against a PostgreSQL retail database. </w:t>
-      </w:r>
-      <w:r>
-        <w:rPr>
-          <w:rFonts w:ascii="Arial" w:hAnsi="Arial" w:cs="Arial"/>
-          <w:b/>
-          <w:bCs/>
-          <w:sz w:val="21"/>
-          <w:szCs w:val="21"/>
-        </w:rPr>
-        <w:t>Demonstrated</w:t>
-      </w:r>
-      <w:r>
-        <w:rPr>
-          <w:rFonts w:ascii="Arial" w:hAnsi="Arial" w:cs="Arial"/>
-          <w:sz w:val="21"/>
-          <w:szCs w:val="21"/>
-        </w:rPr>
-        <w:t xml:space="preserve"> how this AI infrastructure allows business leaders to bypass manual query writing, extracting actionable insights regarding demographic trends directly from raw relational data.</w:t>
-      </w:r>
-    </w:p>
-    <w:p>
-      <w:pPr>
-        <w:pStyle w:val="Normal1"/>
-        <w:tabs>
-          <w:tab w:val="right" w:pos="10800"/>
-        </w:tabs>
-        <w:spacing w:after="0" w:line="240" w:lineRule="auto"/>
-        <w:ind w:left="720"/>
-        <w:rPr>
-          <w:rFonts w:ascii="Arial" w:hAnsi="Arial" w:cs="Arial"/>
-          <w:sz w:val="21"/>
-          <w:szCs w:val="21"/>
-        </w:rPr>
-      </w:pPr>
     </w:p>
     <w:p>
       <w:pPr>
@@ -2249,21 +2293,6 @@
           <w:szCs w:val="21"/>
         </w:rPr>
       </w:pPr>
-    </w:p>
-    <w:p>
-      <w:pPr>
-        <w:pStyle w:val="Normal1"/>
-        <w:pBdr>
-          <w:bottom w:val="single" w:sz="6" w:space="1" w:color="auto"/>
-        </w:pBdr>
-        <w:spacing w:after="0" w:line="240" w:lineRule="auto"/>
-        <w:rPr>
-          <w:rFonts w:ascii="Arial" w:hAnsi="Arial" w:cs="Arial"/>
-          <w:b/>
-          <w:sz w:val="21"/>
-          <w:szCs w:val="21"/>
-        </w:rPr>
-      </w:pPr>
       <w:r>
         <w:rPr>
           <w:rFonts w:ascii="Arial" w:hAnsi="Arial" w:cs="Arial"/>
@@ -2548,15 +2577,47 @@
           <w:sz w:val="21"/>
           <w:szCs w:val="21"/>
         </w:rPr>
-        <w:t xml:space="preserve">management </w:t>
-      </w:r>
-      <w:r>
-        <w:rPr>
-          <w:rFonts w:ascii="Arial" w:hAnsi="Arial" w:cs="Arial"/>
-          <w:sz w:val="21"/>
-          <w:szCs w:val="21"/>
-        </w:rPr>
-        <w:t>calculus and statistics.</w:t>
+        <w:t>management</w:t>
+      </w:r>
+      <w:r>
+        <w:rPr>
+          <w:rFonts w:ascii="Arial" w:hAnsi="Arial" w:cs="Arial"/>
+          <w:sz w:val="21"/>
+          <w:szCs w:val="21"/>
+        </w:rPr>
+        <w:t>,</w:t>
+      </w:r>
+      <w:r>
+        <w:rPr>
+          <w:rFonts w:ascii="Arial" w:hAnsi="Arial" w:cs="Arial"/>
+          <w:sz w:val="21"/>
+          <w:szCs w:val="21"/>
+        </w:rPr>
+        <w:t xml:space="preserve"> </w:t>
+      </w:r>
+      <w:r>
+        <w:rPr>
+          <w:rFonts w:ascii="Arial" w:hAnsi="Arial" w:cs="Arial"/>
+          <w:sz w:val="21"/>
+          <w:szCs w:val="21"/>
+        </w:rPr>
+        <w:t>calculus and statistics</w:t>
+      </w:r>
+      <w:r>
+        <w:rPr>
+          <w:rFonts w:ascii="Arial" w:hAnsi="Arial" w:cs="Arial"/>
+          <w:sz w:val="21"/>
+          <w:szCs w:val="21"/>
+        </w:rPr>
+        <w:t xml:space="preserve"> and excel</w:t>
+      </w:r>
+      <w:r>
+        <w:rPr>
+          <w:rFonts w:ascii="Arial" w:hAnsi="Arial" w:cs="Arial"/>
+          <w:sz w:val="21"/>
+          <w:szCs w:val="21"/>
+        </w:rPr>
+        <w:t>.</w:t>
       </w:r>
       <w:r>
         <w:rPr>

--- a/docs/Chidiebere Sam Chimezie Resume 2026.docx
+++ b/docs/Chidiebere Sam Chimezie Resume 2026.docx
@@ -914,13 +914,7 @@
         <w:rPr>
           <w:rFonts w:ascii="Arial" w:hAnsi="Arial" w:cs="Arial"/>
         </w:rPr>
-        <w:t xml:space="preserve"> for borrower</w:t>
-      </w:r>
-      <w:r>
-        <w:rPr>
-          <w:rFonts w:ascii="Arial" w:hAnsi="Arial" w:cs="Arial"/>
-        </w:rPr>
-        <w:t>s</w:t>
+        <w:t xml:space="preserve"> for borrowers</w:t>
       </w:r>
       <w:r>
         <w:rPr>
@@ -932,13 +926,7 @@
         <w:rPr>
           <w:rFonts w:ascii="Arial" w:hAnsi="Arial" w:cs="Arial"/>
         </w:rPr>
-        <w:t xml:space="preserve"> driving factors </w:t>
-      </w:r>
-      <w:r>
-        <w:rPr>
-          <w:rFonts w:ascii="Arial" w:hAnsi="Arial" w:cs="Arial"/>
-        </w:rPr>
-        <w:t>that caused borrower fallouts</w:t>
+        <w:t xml:space="preserve"> driving factors that caused borrower fallouts</w:t>
       </w:r>
       <w:r>
         <w:rPr>
@@ -971,30 +959,24 @@
         <w:rPr>
           <w:rFonts w:ascii="Arial" w:hAnsi="Arial" w:cs="Arial"/>
         </w:rPr>
+        <w:t xml:space="preserve"> Random Forrest </w:t>
+      </w:r>
+      <w:r>
+        <w:rPr>
+          <w:rFonts w:ascii="Arial" w:hAnsi="Arial" w:cs="Arial"/>
+        </w:rPr>
+        <w:t>Regression Modelling to</w:t>
+      </w:r>
+      <w:r>
+        <w:rPr>
+          <w:rFonts w:ascii="Arial" w:hAnsi="Arial" w:cs="Arial"/>
+        </w:rPr>
         <w:t xml:space="preserve"> </w:t>
       </w:r>
       <w:r>
         <w:rPr>
           <w:rFonts w:ascii="Arial" w:hAnsi="Arial" w:cs="Arial"/>
         </w:rPr>
-        <w:t xml:space="preserve">Random Forrest </w:t>
-      </w:r>
-      <w:r>
-        <w:rPr>
-          <w:rFonts w:ascii="Arial" w:hAnsi="Arial" w:cs="Arial"/>
-        </w:rPr>
-        <w:t>Regression Modelling to</w:t>
-      </w:r>
-      <w:r>
-        <w:rPr>
-          <w:rFonts w:ascii="Arial" w:hAnsi="Arial" w:cs="Arial"/>
-        </w:rPr>
-        <w:t xml:space="preserve"> </w:t>
-      </w:r>
-      <w:r>
-        <w:rPr>
-          <w:rFonts w:ascii="Arial" w:hAnsi="Arial" w:cs="Arial"/>
-        </w:rPr>
         <w:t xml:space="preserve">discover what </w:t>
       </w:r>
       <w:r>
@@ -1007,19 +989,7 @@
         <w:rPr>
           <w:rFonts w:ascii="Arial" w:hAnsi="Arial" w:cs="Arial"/>
         </w:rPr>
-        <w:t>fallouts</w:t>
-      </w:r>
-      <w:r>
-        <w:rPr>
-          <w:rFonts w:ascii="Arial" w:hAnsi="Arial" w:cs="Arial"/>
-        </w:rPr>
-        <w:t xml:space="preserve"> which were as follows: requested</w:t>
-      </w:r>
-      <w:r>
-        <w:rPr>
-          <w:rFonts w:ascii="Arial" w:hAnsi="Arial" w:cs="Arial"/>
-        </w:rPr>
-        <w:t xml:space="preserve"> loan amount</w:t>
+        <w:t>fallouts which were as follows: requested loan amount</w:t>
       </w:r>
       <w:r>
         <w:rPr>
@@ -1031,13 +1001,7 @@
         <w:rPr>
           <w:rFonts w:ascii="Arial" w:hAnsi="Arial" w:cs="Arial"/>
         </w:rPr>
-        <w:t xml:space="preserve"> and annual income</w:t>
-      </w:r>
-      <w:r>
-        <w:rPr>
-          <w:rFonts w:ascii="Arial" w:hAnsi="Arial" w:cs="Arial"/>
-        </w:rPr>
-        <w:t>.</w:t>
+        <w:t xml:space="preserve"> and annual income.</w:t>
       </w:r>
     </w:p>
     <w:p>
@@ -1177,7 +1141,25 @@
         <w:rPr>
           <w:rFonts w:ascii="Arial" w:hAnsi="Arial" w:cs="Arial"/>
         </w:rPr>
-        <w:t xml:space="preserve">develop AI </w:t>
+        <w:t xml:space="preserve">and </w:t>
+      </w:r>
+      <w:r>
+        <w:rPr>
+          <w:rFonts w:ascii="Arial" w:hAnsi="Arial" w:cs="Arial"/>
+        </w:rPr>
+        <w:t>develop</w:t>
+      </w:r>
+      <w:r>
+        <w:rPr>
+          <w:rFonts w:ascii="Arial" w:hAnsi="Arial" w:cs="Arial"/>
+        </w:rPr>
+        <w:t>ed</w:t>
+      </w:r>
+      <w:r>
+        <w:rPr>
+          <w:rFonts w:ascii="Arial" w:hAnsi="Arial" w:cs="Arial"/>
+        </w:rPr>
+        <w:t xml:space="preserve"> AI </w:t>
       </w:r>
       <w:r>
         <w:rPr>
@@ -7821,14 +7803,6 @@
 </file>
 
 <file path=customXml/item1.xml><?xml version="1.0" encoding="utf-8"?>
-<p:properties xmlns:p="http://schemas.microsoft.com/office/2006/metadata/properties" xmlns:xsi="http://www.w3.org/2001/XMLSchema-instance" xmlns:pc="http://schemas.microsoft.com/office/infopath/2007/PartnerControls">
-  <documentManagement>
-    <_activity xmlns="af5369d9-d447-446a-bc40-a0d750352dfd" xsi:nil="true"/>
-  </documentManagement>
-</p:properties>
-</file>
-
-<file path=customXml/item2.xml><?xml version="1.0" encoding="utf-8"?>
 <ct:contentTypeSchema xmlns:ct="http://schemas.microsoft.com/office/2006/metadata/contentType" xmlns:ma="http://schemas.microsoft.com/office/2006/metadata/properties/metaAttributes" ct:_="" ma:_="" ma:contentTypeName="Document" ma:contentTypeID="0x010100316B23B2947EEE4C939D899E9F814CE2" ma:contentTypeVersion="17" ma:contentTypeDescription="Create a new document." ma:contentTypeScope="" ma:versionID="dfafb8503ba57c2e6d44b510919379c5">
   <xsd:schema xmlns:xsd="http://www.w3.org/2001/XMLSchema" xmlns:xs="http://www.w3.org/2001/XMLSchema" xmlns:p="http://schemas.microsoft.com/office/2006/metadata/properties" xmlns:ns3="af5369d9-d447-446a-bc40-a0d750352dfd" xmlns:ns4="d29e25d4-f831-4243-9ca6-8152719ac31f" targetNamespace="http://schemas.microsoft.com/office/2006/metadata/properties" ma:root="true" ma:fieldsID="151779bcba522b3be17b3c49f2523958" ns3:_="" ns4:_="">
     <xsd:import namespace="af5369d9-d447-446a-bc40-a0d750352dfd"/>
@@ -8075,6 +8049,14 @@
 </ct:contentTypeSchema>
 </file>
 
+<file path=customXml/item2.xml><?xml version="1.0" encoding="utf-8"?>
+<p:properties xmlns:p="http://schemas.microsoft.com/office/2006/metadata/properties" xmlns:xsi="http://www.w3.org/2001/XMLSchema-instance" xmlns:pc="http://schemas.microsoft.com/office/infopath/2007/PartnerControls">
+  <documentManagement>
+    <_activity xmlns="af5369d9-d447-446a-bc40-a0d750352dfd" xsi:nil="true"/>
+  </documentManagement>
+</p:properties>
+</file>
+
 <file path=customXml/item3.xml><?xml version="1.0" encoding="utf-8"?>
 <?mso-contentType ?>
 <FormTemplates xmlns="http://schemas.microsoft.com/sharepoint/v3/contenttype/forms">
@@ -8085,16 +8067,6 @@
 </file>
 
 <file path=customXml/itemProps1.xml><?xml version="1.0" encoding="utf-8"?>
-<ds:datastoreItem xmlns:ds="http://schemas.openxmlformats.org/officeDocument/2006/customXml" ds:itemID="{4B599800-B2BD-4E7A-A91B-44DB85FBDA74}">
-  <ds:schemaRefs>
-    <ds:schemaRef ds:uri="http://schemas.microsoft.com/office/2006/metadata/properties"/>
-    <ds:schemaRef ds:uri="http://schemas.microsoft.com/office/infopath/2007/PartnerControls"/>
-    <ds:schemaRef ds:uri="af5369d9-d447-446a-bc40-a0d750352dfd"/>
-  </ds:schemaRefs>
-</ds:datastoreItem>
-</file>
-
-<file path=customXml/itemProps2.xml><?xml version="1.0" encoding="utf-8"?>
 <ds:datastoreItem xmlns:ds="http://schemas.openxmlformats.org/officeDocument/2006/customXml" ds:itemID="{5099978F-8E02-4D22-8C74-19D2A5C724EA}">
   <ds:schemaRefs>
     <ds:schemaRef ds:uri="http://schemas.microsoft.com/office/2006/metadata/contentType"/>
@@ -8113,6 +8085,16 @@
 </ds:datastoreItem>
 </file>
 
+<file path=customXml/itemProps2.xml><?xml version="1.0" encoding="utf-8"?>
+<ds:datastoreItem xmlns:ds="http://schemas.openxmlformats.org/officeDocument/2006/customXml" ds:itemID="{4B599800-B2BD-4E7A-A91B-44DB85FBDA74}">
+  <ds:schemaRefs>
+    <ds:schemaRef ds:uri="http://schemas.microsoft.com/office/2006/metadata/properties"/>
+    <ds:schemaRef ds:uri="http://schemas.microsoft.com/office/infopath/2007/PartnerControls"/>
+    <ds:schemaRef ds:uri="af5369d9-d447-446a-bc40-a0d750352dfd"/>
+  </ds:schemaRefs>
+</ds:datastoreItem>
+</file>
+
 <file path=customXml/itemProps3.xml><?xml version="1.0" encoding="utf-8"?>
 <ds:datastoreItem xmlns:ds="http://schemas.openxmlformats.org/officeDocument/2006/customXml" ds:itemID="{34A09CC4-F131-48F4-B474-DB228B223DCD}">
   <ds:schemaRefs>

--- a/docs/Chidiebere Sam Chimezie Resume 2026.docx
+++ b/docs/Chidiebere Sam Chimezie Resume 2026.docx
@@ -1450,13 +1450,145 @@
         </w:numPr>
         <w:rPr>
           <w:rFonts w:ascii="Arial" w:hAnsi="Arial" w:cs="Arial"/>
-        </w:rPr>
-      </w:pPr>
-      <w:r>
-        <w:rPr>
-          <w:rFonts w:ascii="Arial" w:hAnsi="Arial" w:cs="Arial"/>
-        </w:rPr>
-        <w:t>Applied Random Forest regression to identify key factors causing over 30% of borrower fallouts: loan amount, credit profile, liquidity, and annual income.</w:t>
+          <w:sz w:val="21"/>
+          <w:szCs w:val="21"/>
+        </w:rPr>
+      </w:pPr>
+      <w:r>
+        <w:rPr>
+          <w:rFonts w:ascii="Arial" w:hAnsi="Arial" w:cs="Arial"/>
+          <w:sz w:val="21"/>
+          <w:szCs w:val="21"/>
+        </w:rPr>
+        <w:t xml:space="preserve">Applied Random Forest </w:t>
+      </w:r>
+      <w:r>
+        <w:rPr>
+          <w:rFonts w:ascii="Arial" w:hAnsi="Arial" w:cs="Arial"/>
+          <w:sz w:val="21"/>
+          <w:szCs w:val="21"/>
+        </w:rPr>
+        <w:t>Classification</w:t>
+      </w:r>
+      <w:r>
+        <w:rPr>
+          <w:rFonts w:ascii="Arial" w:hAnsi="Arial" w:cs="Arial"/>
+          <w:sz w:val="21"/>
+          <w:szCs w:val="21"/>
+        </w:rPr>
+        <w:t xml:space="preserve"> to identify key factors causing over </w:t>
+      </w:r>
+      <w:r>
+        <w:rPr>
+          <w:rFonts w:ascii="Arial" w:hAnsi="Arial" w:cs="Arial"/>
+          <w:sz w:val="21"/>
+          <w:szCs w:val="21"/>
+        </w:rPr>
+        <w:t>82</w:t>
+      </w:r>
+      <w:r>
+        <w:rPr>
+          <w:rFonts w:ascii="Arial" w:hAnsi="Arial" w:cs="Arial"/>
+          <w:sz w:val="21"/>
+          <w:szCs w:val="21"/>
+        </w:rPr>
+        <w:t>% of borrower fallouts</w:t>
+      </w:r>
+      <w:r>
+        <w:rPr>
+          <w:rFonts w:ascii="Arial" w:hAnsi="Arial" w:cs="Arial"/>
+          <w:sz w:val="21"/>
+          <w:szCs w:val="21"/>
+        </w:rPr>
+        <w:t xml:space="preserve"> within the </w:t>
+      </w:r>
+      <w:r>
+        <w:rPr>
+          <w:rFonts w:ascii="Arial" w:hAnsi="Arial" w:cs="Arial"/>
+          <w:sz w:val="21"/>
+          <w:szCs w:val="21"/>
+        </w:rPr>
+        <w:t xml:space="preserve">borrower </w:t>
+      </w:r>
+      <w:r>
+        <w:rPr>
+          <w:rFonts w:ascii="Arial" w:hAnsi="Arial" w:cs="Arial"/>
+          <w:sz w:val="21"/>
+          <w:szCs w:val="21"/>
+        </w:rPr>
+        <w:t>pipeline</w:t>
+      </w:r>
+      <w:r>
+        <w:rPr>
+          <w:rFonts w:ascii="Arial" w:hAnsi="Arial" w:cs="Arial"/>
+          <w:sz w:val="21"/>
+          <w:szCs w:val="21"/>
+        </w:rPr>
+        <w:t>,</w:t>
+      </w:r>
+      <w:r>
+        <w:rPr>
+          <w:rFonts w:ascii="Arial" w:hAnsi="Arial" w:cs="Arial"/>
+          <w:sz w:val="21"/>
+          <w:szCs w:val="21"/>
+        </w:rPr>
+        <w:t xml:space="preserve"> </w:t>
+      </w:r>
+      <w:r>
+        <w:rPr>
+          <w:rFonts w:ascii="Arial" w:hAnsi="Arial" w:cs="Arial"/>
+          <w:sz w:val="21"/>
+          <w:szCs w:val="21"/>
+        </w:rPr>
+        <w:t xml:space="preserve">such as </w:t>
+      </w:r>
+      <w:r>
+        <w:rPr>
+          <w:rFonts w:ascii="Arial" w:hAnsi="Arial" w:cs="Arial"/>
+          <w:sz w:val="21"/>
+          <w:szCs w:val="21"/>
+        </w:rPr>
+        <w:t xml:space="preserve">credit profile, liquidity, </w:t>
+      </w:r>
+      <w:r>
+        <w:rPr>
+          <w:rFonts w:ascii="Arial" w:hAnsi="Arial" w:cs="Arial"/>
+          <w:sz w:val="21"/>
+          <w:szCs w:val="21"/>
+        </w:rPr>
+        <w:t>loan size,</w:t>
+      </w:r>
+      <w:r>
+        <w:rPr>
+          <w:rFonts w:ascii="Arial" w:hAnsi="Arial" w:cs="Arial"/>
+          <w:sz w:val="21"/>
+          <w:szCs w:val="21"/>
+        </w:rPr>
+        <w:t xml:space="preserve"> </w:t>
+      </w:r>
+      <w:r>
+        <w:rPr>
+          <w:rFonts w:ascii="Arial" w:hAnsi="Arial" w:cs="Arial"/>
+          <w:sz w:val="21"/>
+          <w:szCs w:val="21"/>
+        </w:rPr>
+        <w:t xml:space="preserve">and </w:t>
+      </w:r>
+      <w:r>
+        <w:rPr>
+          <w:rFonts w:ascii="Arial" w:hAnsi="Arial" w:cs="Arial"/>
+          <w:sz w:val="21"/>
+          <w:szCs w:val="21"/>
+        </w:rPr>
+        <w:t>annual income</w:t>
+      </w:r>
+      <w:r>
+        <w:rPr>
+          <w:rFonts w:ascii="Arial" w:hAnsi="Arial" w:cs="Arial"/>
+          <w:sz w:val="21"/>
+          <w:szCs w:val="21"/>
+        </w:rPr>
+        <w:t xml:space="preserve"> product type.</w:t>
       </w:r>
     </w:p>
     <w:p>
@@ -2101,6 +2233,8 @@
       <w:pPr>
         <w:rPr>
           <w:rFonts w:ascii="Arial" w:eastAsia="Calibri" w:hAnsi="Arial" w:cs="Arial"/>
+          <w:sz w:val="21"/>
+          <w:szCs w:val="21"/>
         </w:rPr>
       </w:pPr>
     </w:p>
@@ -2449,6 +2583,14 @@
           <w:sz w:val="21"/>
           <w:szCs w:val="21"/>
         </w:rPr>
+        <w:t>ir</w:t>
+      </w:r>
+      <w:r>
+        <w:rPr>
+          <w:rFonts w:ascii="Arial" w:hAnsi="Arial" w:cs="Arial"/>
+          <w:sz w:val="21"/>
+          <w:szCs w:val="21"/>
+        </w:rPr>
         <w:t xml:space="preserve"> loan portfolio earlier, reduce underwriting blind spots, improv</w:t>
       </w:r>
       <w:r>
@@ -2457,7 +2599,7 @@
           <w:sz w:val="21"/>
           <w:szCs w:val="21"/>
         </w:rPr>
-        <w:t>ing</w:t>
+        <w:t>e</w:t>
       </w:r>
       <w:r>
         <w:rPr>
@@ -2481,23 +2623,47 @@
           <w:sz w:val="21"/>
           <w:szCs w:val="21"/>
         </w:rPr>
-        <w:t xml:space="preserve"> and reduc</w:t>
-      </w:r>
-      <w:r>
-        <w:rPr>
-          <w:rFonts w:ascii="Arial" w:hAnsi="Arial" w:cs="Arial"/>
-          <w:sz w:val="21"/>
-          <w:szCs w:val="21"/>
-        </w:rPr>
-        <w:t>ing</w:t>
-      </w:r>
-      <w:r>
-        <w:rPr>
-          <w:rFonts w:ascii="Arial" w:hAnsi="Arial" w:cs="Arial"/>
-          <w:sz w:val="21"/>
-          <w:szCs w:val="21"/>
-        </w:rPr>
-        <w:t xml:space="preserve"> net profit loss by up to 40%</w:t>
+        <w:t xml:space="preserve"> and</w:t>
+      </w:r>
+      <w:r>
+        <w:rPr>
+          <w:rFonts w:ascii="Arial" w:hAnsi="Arial" w:cs="Arial"/>
+          <w:sz w:val="21"/>
+          <w:szCs w:val="21"/>
+        </w:rPr>
+        <w:t xml:space="preserve"> significantly</w:t>
+      </w:r>
+      <w:r>
+        <w:rPr>
+          <w:rFonts w:ascii="Arial" w:hAnsi="Arial" w:cs="Arial"/>
+          <w:sz w:val="21"/>
+          <w:szCs w:val="21"/>
+        </w:rPr>
+        <w:t xml:space="preserve"> </w:t>
+      </w:r>
+      <w:r>
+        <w:rPr>
+          <w:rFonts w:ascii="Arial" w:hAnsi="Arial" w:cs="Arial"/>
+          <w:sz w:val="21"/>
+          <w:szCs w:val="21"/>
+        </w:rPr>
+        <w:t>reduce</w:t>
+      </w:r>
+      <w:r>
+        <w:rPr>
+          <w:rFonts w:ascii="Arial" w:hAnsi="Arial" w:cs="Arial"/>
+          <w:sz w:val="21"/>
+          <w:szCs w:val="21"/>
+        </w:rPr>
+        <w:t xml:space="preserve"> overall</w:t>
+      </w:r>
+      <w:r>
+        <w:rPr>
+          <w:rFonts w:ascii="Arial" w:hAnsi="Arial" w:cs="Arial"/>
+          <w:sz w:val="21"/>
+          <w:szCs w:val="21"/>
+        </w:rPr>
+        <w:t xml:space="preserve"> net profit loss</w:t>
       </w:r>
       <w:r>
         <w:rPr>
@@ -2655,22 +2821,6 @@
           <w:sz w:val="21"/>
           <w:szCs w:val="21"/>
         </w:rPr>
-        <w:t xml:space="preserve"> on grocery transaction data to split out customers into distinct "shopper types"</w:t>
-      </w:r>
-      <w:r>
-        <w:rPr>
-          <w:rFonts w:ascii="Arial" w:hAnsi="Arial" w:cs="Arial"/>
-          <w:sz w:val="21"/>
-          <w:szCs w:val="21"/>
-        </w:rPr>
-        <w:t>.</w:t>
-      </w:r>
-      <w:r>
-        <w:rPr>
-          <w:rFonts w:ascii="Arial" w:hAnsi="Arial" w:cs="Arial"/>
-          <w:sz w:val="21"/>
-          <w:szCs w:val="21"/>
-        </w:rPr>
         <w:t xml:space="preserve"> </w:t>
       </w:r>
       <w:r>
@@ -2679,31 +2829,47 @@
           <w:sz w:val="21"/>
           <w:szCs w:val="21"/>
         </w:rPr>
-        <w:t>These</w:t>
-      </w:r>
-      <w:r>
-        <w:rPr>
-          <w:rFonts w:ascii="Arial" w:hAnsi="Arial" w:cs="Arial"/>
-          <w:sz w:val="21"/>
-          <w:szCs w:val="21"/>
-        </w:rPr>
-        <w:t xml:space="preserve"> could be used to better understand customers over time, and to more accurately target customers with relevant content &amp; promotions</w:t>
-      </w:r>
-      <w:r>
-        <w:rPr>
-          <w:rFonts w:ascii="Arial" w:hAnsi="Arial" w:cs="Arial"/>
-          <w:sz w:val="21"/>
-          <w:szCs w:val="21"/>
-        </w:rPr>
-        <w:t xml:space="preserve"> to save costs on marketing by over 30% monthly</w:t>
-      </w:r>
-      <w:r>
-        <w:rPr>
-          <w:rFonts w:ascii="Arial" w:hAnsi="Arial" w:cs="Arial"/>
-          <w:sz w:val="21"/>
-          <w:szCs w:val="21"/>
-        </w:rPr>
-        <w:t xml:space="preserve"> while reducing churn</w:t>
+        <w:t xml:space="preserve">on grocery transaction data to split out customers into distinct "shopper types". These could be used to better understand customers over time and to more accurately target them with relevant content &amp; promotions, </w:t>
+      </w:r>
+      <w:r>
+        <w:rPr>
+          <w:rFonts w:ascii="Arial" w:hAnsi="Arial" w:cs="Arial"/>
+          <w:sz w:val="21"/>
+          <w:szCs w:val="21"/>
+        </w:rPr>
+        <w:t xml:space="preserve">potentially </w:t>
+      </w:r>
+      <w:r>
+        <w:rPr>
+          <w:rFonts w:ascii="Arial" w:hAnsi="Arial" w:cs="Arial"/>
+          <w:sz w:val="21"/>
+          <w:szCs w:val="21"/>
+        </w:rPr>
+        <w:t xml:space="preserve">saving over 30% in marketing costs monthly </w:t>
+      </w:r>
+      <w:r>
+        <w:rPr>
+          <w:rFonts w:ascii="Arial" w:hAnsi="Arial" w:cs="Arial"/>
+          <w:sz w:val="21"/>
+          <w:szCs w:val="21"/>
+        </w:rPr>
+        <w:t>and</w:t>
+      </w:r>
+      <w:r>
+        <w:rPr>
+          <w:rFonts w:ascii="Arial" w:hAnsi="Arial" w:cs="Arial"/>
+          <w:sz w:val="21"/>
+          <w:szCs w:val="21"/>
+        </w:rPr>
+        <w:t xml:space="preserve"> reducing churn</w:t>
+      </w:r>
+      <w:r>
+        <w:rPr>
+          <w:rFonts w:ascii="Arial" w:hAnsi="Arial" w:cs="Arial"/>
+          <w:sz w:val="21"/>
+          <w:szCs w:val="21"/>
+        </w:rPr>
+        <w:t xml:space="preserve"> rate</w:t>
       </w:r>
       <w:r>
         <w:rPr>
@@ -2880,15 +3046,39 @@
           <w:sz w:val="21"/>
           <w:szCs w:val="21"/>
         </w:rPr>
-        <w:t>,</w:t>
-      </w:r>
-      <w:r>
-        <w:rPr>
-          <w:rFonts w:ascii="Arial" w:hAnsi="Arial" w:cs="Arial"/>
-          <w:sz w:val="21"/>
-          <w:szCs w:val="21"/>
-        </w:rPr>
-        <w:t xml:space="preserve"> minimizing AI hallucinations to nearly zero</w:t>
+        <w:t xml:space="preserve"> while</w:t>
+      </w:r>
+      <w:r>
+        <w:rPr>
+          <w:rFonts w:ascii="Arial" w:hAnsi="Arial" w:cs="Arial"/>
+          <w:sz w:val="21"/>
+          <w:szCs w:val="21"/>
+        </w:rPr>
+        <w:t xml:space="preserve"> minimizing</w:t>
+      </w:r>
+      <w:r>
+        <w:rPr>
+          <w:rFonts w:ascii="Arial" w:hAnsi="Arial" w:cs="Arial"/>
+          <w:sz w:val="21"/>
+          <w:szCs w:val="21"/>
+        </w:rPr>
+        <w:t xml:space="preserve"> costly</w:t>
+      </w:r>
+      <w:r>
+        <w:rPr>
+          <w:rFonts w:ascii="Arial" w:hAnsi="Arial" w:cs="Arial"/>
+          <w:sz w:val="21"/>
+          <w:szCs w:val="21"/>
+        </w:rPr>
+        <w:t xml:space="preserve"> AI hallucinations </w:t>
+      </w:r>
+      <w:r>
+        <w:rPr>
+          <w:rFonts w:ascii="Arial" w:hAnsi="Arial" w:cs="Arial"/>
+          <w:sz w:val="21"/>
+          <w:szCs w:val="21"/>
+        </w:rPr>
+        <w:t>significantly</w:t>
       </w:r>
       <w:r>
         <w:rPr>
@@ -2960,7 +3150,25 @@
           <w:sz w:val="21"/>
           <w:szCs w:val="21"/>
         </w:rPr>
-        <w:t>BCA/BSc (</w:t>
+        <w:t>BCA/BS</w:t>
+      </w:r>
+      <w:r>
+        <w:rPr>
+          <w:rFonts w:ascii="Arial" w:eastAsia="Times New Roman" w:hAnsi="Arial" w:cs="Arial"/>
+          <w:b/>
+          <w:sz w:val="21"/>
+          <w:szCs w:val="21"/>
+        </w:rPr>
+        <w:t>C</w:t>
+      </w:r>
+      <w:r>
+        <w:rPr>
+          <w:rFonts w:ascii="Arial" w:eastAsia="Times New Roman" w:hAnsi="Arial" w:cs="Arial"/>
+          <w:b/>
+          <w:sz w:val="21"/>
+          <w:szCs w:val="21"/>
+        </w:rPr>
+        <w:t xml:space="preserve"> (</w:t>
       </w:r>
       <w:r>
         <w:rPr>
@@ -3254,7 +3462,23 @@
           <w:sz w:val="21"/>
           <w:szCs w:val="21"/>
         </w:rPr>
-        <w:t xml:space="preserve">alculus </w:t>
+        <w:t>alculus</w:t>
+      </w:r>
+      <w:r>
+        <w:rPr>
+          <w:rFonts w:ascii="Arial" w:hAnsi="Arial" w:cs="Arial"/>
+          <w:sz w:val="21"/>
+          <w:szCs w:val="21"/>
+        </w:rPr>
+        <w:t>,</w:t>
+      </w:r>
+      <w:r>
+        <w:rPr>
+          <w:rFonts w:ascii="Arial" w:hAnsi="Arial" w:cs="Arial"/>
+          <w:sz w:val="21"/>
+          <w:szCs w:val="21"/>
+        </w:rPr>
+        <w:t xml:space="preserve"> </w:t>
       </w:r>
       <w:r>
         <w:rPr>
@@ -3271,6 +3495,14 @@
           <w:szCs w:val="21"/>
         </w:rPr>
         <w:t>tatistics</w:t>
+      </w:r>
+      <w:r>
+        <w:rPr>
+          <w:rFonts w:ascii="Arial" w:hAnsi="Arial" w:cs="Arial"/>
+          <w:sz w:val="21"/>
+          <w:szCs w:val="21"/>
+        </w:rPr>
+        <w:t>,</w:t>
       </w:r>
       <w:r>
         <w:rPr>
@@ -3383,7 +3615,7 @@
           <w:sz w:val="21"/>
           <w:szCs w:val="21"/>
         </w:rPr>
-        <w:t>Data Science Professional Certification</w:t>
+        <w:t>DSI Data Science &amp; AI Professional Certification</w:t>
       </w:r>
       <w:r>
         <w:rPr>
@@ -3520,7 +3752,23 @@
           <w:sz w:val="21"/>
           <w:szCs w:val="21"/>
         </w:rPr>
-        <w:t xml:space="preserve"> Extracting &amp; manipulating data using SQL. Application of statistical concepts such as hypothesis tests for measuring the effect of A</w:t>
+        <w:t xml:space="preserve"> Extracting &amp; manipulating data using SQL. Application of statistical concepts such as hypothesis tests </w:t>
+      </w:r>
+      <w:r>
+        <w:rPr>
+          <w:rFonts w:ascii="Arial" w:eastAsia="Times New Roman" w:hAnsi="Arial" w:cs="Arial"/>
+          <w:sz w:val="21"/>
+          <w:szCs w:val="21"/>
+        </w:rPr>
+        <w:t>to measure</w:t>
+      </w:r>
+      <w:r>
+        <w:rPr>
+          <w:rFonts w:ascii="Arial" w:eastAsia="Times New Roman" w:hAnsi="Arial" w:cs="Arial"/>
+          <w:sz w:val="21"/>
+          <w:szCs w:val="21"/>
+        </w:rPr>
+        <w:t xml:space="preserve"> the effect of A</w:t>
       </w:r>
       <w:r>
         <w:rPr>
@@ -3600,7 +3848,7 @@
           <w:sz w:val="21"/>
           <w:szCs w:val="21"/>
         </w:rPr>
-        <w:t xml:space="preserve">Machine Learning pipelines to streamline the ML preprocessing and </w:t>
+        <w:t xml:space="preserve">Machine Learning pipelines to streamline ML preprocessing and </w:t>
       </w:r>
       <w:proofErr w:type="spellStart"/>
       <w:r>
@@ -3800,6 +4048,7 @@
         </w:numPr>
         <w:rPr>
           <w:rFonts w:ascii="Arial" w:hAnsi="Arial" w:cs="Arial"/>
+          <w:bCs/>
           <w:sz w:val="21"/>
           <w:szCs w:val="21"/>
         </w:rPr>
@@ -3811,67 +4060,93 @@
           <w:sz w:val="21"/>
           <w:szCs w:val="21"/>
         </w:rPr>
-        <w:t>Actionable Learnings:</w:t>
-      </w:r>
-      <w:r>
-        <w:rPr>
-          <w:rFonts w:ascii="Arial" w:hAnsi="Arial" w:cs="Arial"/>
-          <w:sz w:val="21"/>
-          <w:szCs w:val="21"/>
-        </w:rPr>
-        <w:t xml:space="preserve"> Cleaned, organized, </w:t>
-      </w:r>
-      <w:r>
-        <w:rPr>
-          <w:rFonts w:ascii="Arial" w:hAnsi="Arial" w:cs="Arial"/>
-          <w:sz w:val="21"/>
-          <w:szCs w:val="21"/>
-        </w:rPr>
-        <w:t xml:space="preserve">messy data set </w:t>
-      </w:r>
-      <w:r>
-        <w:rPr>
-          <w:rFonts w:ascii="Arial" w:hAnsi="Arial" w:cs="Arial"/>
-          <w:sz w:val="21"/>
-          <w:szCs w:val="21"/>
-        </w:rPr>
-        <w:t>with Python. Built predictive models for loan analysis to categorize FICO scores and estimate default probabilit</w:t>
-      </w:r>
-      <w:r>
-        <w:rPr>
-          <w:rFonts w:ascii="Arial" w:hAnsi="Arial" w:cs="Arial"/>
-          <w:sz w:val="21"/>
-          <w:szCs w:val="21"/>
-        </w:rPr>
-        <w:t>y</w:t>
-      </w:r>
-      <w:r>
-        <w:rPr>
-          <w:rFonts w:ascii="Arial" w:hAnsi="Arial" w:cs="Arial"/>
-          <w:sz w:val="21"/>
-          <w:szCs w:val="21"/>
-        </w:rPr>
-        <w:t>;</w:t>
-      </w:r>
-      <w:r>
-        <w:rPr>
-          <w:rFonts w:ascii="Arial" w:hAnsi="Arial" w:cs="Arial"/>
-          <w:sz w:val="21"/>
-          <w:szCs w:val="21"/>
-        </w:rPr>
-        <w:t xml:space="preserve"> this can be used for filtering marketing efforts to save annual</w:t>
-      </w:r>
-      <w:r>
-        <w:rPr>
-          <w:rFonts w:ascii="Arial" w:hAnsi="Arial" w:cs="Arial"/>
-          <w:sz w:val="21"/>
-          <w:szCs w:val="21"/>
-        </w:rPr>
-        <w:t xml:space="preserve"> marketing costs by 30%</w:t>
-      </w:r>
-      <w:r>
-        <w:rPr>
-          <w:rFonts w:ascii="Arial" w:hAnsi="Arial" w:cs="Arial"/>
+        <w:t>Actionable Learnings</w:t>
+      </w:r>
+      <w:r>
+        <w:rPr>
+          <w:rFonts w:ascii="Arial" w:hAnsi="Arial" w:cs="Arial"/>
+          <w:bCs/>
+          <w:sz w:val="21"/>
+          <w:szCs w:val="21"/>
+        </w:rPr>
+        <w:t>: Cleaned, organized, messy data set with Python. Built predictive models for loan analysis to categorize key features impact default</w:t>
+      </w:r>
+      <w:r>
+        <w:rPr>
+          <w:rFonts w:ascii="Arial" w:hAnsi="Arial" w:cs="Arial"/>
+          <w:bCs/>
+          <w:sz w:val="21"/>
+          <w:szCs w:val="21"/>
+        </w:rPr>
+        <w:t xml:space="preserve"> on</w:t>
+      </w:r>
+      <w:r>
+        <w:rPr>
+          <w:rFonts w:ascii="Arial" w:hAnsi="Arial" w:cs="Arial"/>
+          <w:bCs/>
+          <w:sz w:val="21"/>
+          <w:szCs w:val="21"/>
+        </w:rPr>
+        <w:t xml:space="preserve"> probability; this can be used for filtering marketing efforts and time spent with high-risk borrowers or investments. This can help </w:t>
+      </w:r>
+      <w:r>
+        <w:rPr>
+          <w:rFonts w:ascii="Arial" w:hAnsi="Arial" w:cs="Arial"/>
+          <w:bCs/>
+          <w:sz w:val="21"/>
+          <w:szCs w:val="21"/>
+        </w:rPr>
+        <w:t>reduce</w:t>
+      </w:r>
+      <w:r>
+        <w:rPr>
+          <w:rFonts w:ascii="Arial" w:hAnsi="Arial" w:cs="Arial"/>
+          <w:bCs/>
+          <w:sz w:val="21"/>
+          <w:szCs w:val="21"/>
+        </w:rPr>
+        <w:t xml:space="preserve"> annual expenses by 30% or more while discovering the main factors </w:t>
+      </w:r>
+      <w:r>
+        <w:rPr>
+          <w:rFonts w:ascii="Arial" w:hAnsi="Arial" w:cs="Arial"/>
+          <w:bCs/>
+          <w:sz w:val="21"/>
+          <w:szCs w:val="21"/>
+        </w:rPr>
+        <w:t>driving</w:t>
+      </w:r>
+      <w:r>
+        <w:rPr>
+          <w:rFonts w:ascii="Arial" w:hAnsi="Arial" w:cs="Arial"/>
+          <w:bCs/>
+          <w:sz w:val="21"/>
+          <w:szCs w:val="21"/>
+        </w:rPr>
+        <w:t xml:space="preserve"> borrower retention</w:t>
+      </w:r>
+      <w:r>
+        <w:rPr>
+          <w:rFonts w:ascii="Arial" w:hAnsi="Arial" w:cs="Arial"/>
+          <w:bCs/>
+          <w:sz w:val="21"/>
+          <w:szCs w:val="21"/>
+        </w:rPr>
+        <w:t xml:space="preserve"> in</w:t>
+      </w:r>
+      <w:r>
+        <w:rPr>
+          <w:rFonts w:ascii="Arial" w:hAnsi="Arial" w:cs="Arial"/>
+          <w:bCs/>
+          <w:sz w:val="21"/>
+          <w:szCs w:val="21"/>
+        </w:rPr>
+        <w:t xml:space="preserve"> the Finance</w:t>
+      </w:r>
+      <w:r>
+        <w:rPr>
+          <w:rFonts w:ascii="Arial" w:hAnsi="Arial" w:cs="Arial"/>
+          <w:bCs/>
           <w:sz w:val="21"/>
           <w:szCs w:val="21"/>
         </w:rPr>
@@ -3880,82 +4155,11 @@
       <w:r>
         <w:rPr>
           <w:rFonts w:ascii="Arial" w:hAnsi="Arial" w:cs="Arial"/>
-          <w:sz w:val="21"/>
-          <w:szCs w:val="21"/>
-        </w:rPr>
-        <w:t>or more</w:t>
-      </w:r>
-      <w:r>
-        <w:rPr>
-          <w:rFonts w:ascii="Arial" w:hAnsi="Arial" w:cs="Arial"/>
-          <w:sz w:val="21"/>
-          <w:szCs w:val="21"/>
-        </w:rPr>
-        <w:t xml:space="preserve"> </w:t>
-      </w:r>
-      <w:r>
-        <w:rPr>
-          <w:rFonts w:ascii="Arial" w:hAnsi="Arial" w:cs="Arial"/>
-          <w:sz w:val="21"/>
-          <w:szCs w:val="21"/>
-        </w:rPr>
-        <w:t xml:space="preserve">while discovering </w:t>
-      </w:r>
-      <w:r>
-        <w:rPr>
-          <w:rFonts w:ascii="Arial" w:hAnsi="Arial" w:cs="Arial"/>
-          <w:sz w:val="21"/>
-          <w:szCs w:val="21"/>
-        </w:rPr>
-        <w:t>the main factors</w:t>
-      </w:r>
-      <w:r>
-        <w:rPr>
-          <w:rFonts w:ascii="Arial" w:hAnsi="Arial" w:cs="Arial"/>
-          <w:sz w:val="21"/>
-          <w:szCs w:val="21"/>
-        </w:rPr>
-        <w:t xml:space="preserve"> </w:t>
-      </w:r>
-      <w:r>
-        <w:rPr>
-          <w:rFonts w:ascii="Arial" w:hAnsi="Arial" w:cs="Arial"/>
-          <w:sz w:val="21"/>
-          <w:szCs w:val="21"/>
-        </w:rPr>
-        <w:t>that</w:t>
-      </w:r>
-      <w:r>
-        <w:rPr>
-          <w:rFonts w:ascii="Arial" w:hAnsi="Arial" w:cs="Arial"/>
-          <w:sz w:val="21"/>
-          <w:szCs w:val="21"/>
-        </w:rPr>
-        <w:t xml:space="preserve"> drive</w:t>
-      </w:r>
-      <w:r>
-        <w:rPr>
-          <w:rFonts w:ascii="Arial" w:hAnsi="Arial" w:cs="Arial"/>
-          <w:sz w:val="21"/>
-          <w:szCs w:val="21"/>
-        </w:rPr>
-        <w:t xml:space="preserve"> borrower retention</w:t>
-      </w:r>
-      <w:r>
-        <w:rPr>
-          <w:rFonts w:ascii="Arial" w:hAnsi="Arial" w:cs="Arial"/>
-          <w:sz w:val="21"/>
-          <w:szCs w:val="21"/>
-        </w:rPr>
-        <w:t xml:space="preserve"> in </w:t>
-      </w:r>
-      <w:r>
-        <w:rPr>
-          <w:rFonts w:ascii="Arial" w:hAnsi="Arial" w:cs="Arial"/>
-          <w:sz w:val="21"/>
-          <w:szCs w:val="21"/>
-        </w:rPr>
-        <w:t xml:space="preserve">the Finance and Banking Industry. </w:t>
+          <w:bCs/>
+          <w:sz w:val="21"/>
+          <w:szCs w:val="21"/>
+        </w:rPr>
+        <w:t xml:space="preserve">Industry. </w:t>
       </w:r>
     </w:p>
     <w:sectPr>
@@ -7916,6 +8120,7 @@
   <w:style w:type="character" w:default="1" w:styleId="DefaultParagraphFont">
     <w:name w:val="Default Paragraph Font"/>
     <w:uiPriority w:val="1"/>
+    <w:semiHidden/>
     <w:unhideWhenUsed/>
   </w:style>
   <w:style w:type="table" w:default="1" w:styleId="TableNormal">
@@ -8681,6 +8886,15 @@
 </file>
 
 <file path=customXml/item1.xml><?xml version="1.0" encoding="utf-8"?>
+<?mso-contentType ?>
+<FormTemplates xmlns="http://schemas.microsoft.com/sharepoint/v3/contenttype/forms">
+  <Display>DocumentLibraryForm</Display>
+  <Edit>DocumentLibraryForm</Edit>
+  <New>DocumentLibraryForm</New>
+</FormTemplates>
+</file>
+
+<file path=customXml/item2.xml><?xml version="1.0" encoding="utf-8"?>
 <ct:contentTypeSchema xmlns:ct="http://schemas.microsoft.com/office/2006/metadata/contentType" xmlns:ma="http://schemas.microsoft.com/office/2006/metadata/properties/metaAttributes" ct:_="" ma:_="" ma:contentTypeName="Document" ma:contentTypeID="0x010100316B23B2947EEE4C939D899E9F814CE2" ma:contentTypeVersion="17" ma:contentTypeDescription="Create a new document." ma:contentTypeScope="" ma:versionID="dfafb8503ba57c2e6d44b510919379c5">
   <xsd:schema xmlns:xsd="http://www.w3.org/2001/XMLSchema" xmlns:xs="http://www.w3.org/2001/XMLSchema" xmlns:p="http://schemas.microsoft.com/office/2006/metadata/properties" xmlns:ns3="af5369d9-d447-446a-bc40-a0d750352dfd" xmlns:ns4="d29e25d4-f831-4243-9ca6-8152719ac31f" targetNamespace="http://schemas.microsoft.com/office/2006/metadata/properties" ma:root="true" ma:fieldsID="151779bcba522b3be17b3c49f2523958" ns3:_="" ns4:_="">
     <xsd:import namespace="af5369d9-d447-446a-bc40-a0d750352dfd"/>
@@ -8927,15 +9141,6 @@
 </ct:contentTypeSchema>
 </file>
 
-<file path=customXml/item2.xml><?xml version="1.0" encoding="utf-8"?>
-<?mso-contentType ?>
-<FormTemplates xmlns="http://schemas.microsoft.com/sharepoint/v3/contenttype/forms">
-  <Display>DocumentLibraryForm</Display>
-  <Edit>DocumentLibraryForm</Edit>
-  <New>DocumentLibraryForm</New>
-</FormTemplates>
-</file>
-
 <file path=customXml/item3.xml><?xml version="1.0" encoding="utf-8"?>
 <p:properties xmlns:p="http://schemas.microsoft.com/office/2006/metadata/properties" xmlns:xsi="http://www.w3.org/2001/XMLSchema-instance" xmlns:pc="http://schemas.microsoft.com/office/infopath/2007/PartnerControls">
   <documentManagement>
@@ -8945,6 +9150,14 @@
 </file>
 
 <file path=customXml/itemProps1.xml><?xml version="1.0" encoding="utf-8"?>
+<ds:datastoreItem xmlns:ds="http://schemas.openxmlformats.org/officeDocument/2006/customXml" ds:itemID="{34A09CC4-F131-48F4-B474-DB228B223DCD}">
+  <ds:schemaRefs>
+    <ds:schemaRef ds:uri="http://schemas.microsoft.com/sharepoint/v3/contenttype/forms"/>
+  </ds:schemaRefs>
+</ds:datastoreItem>
+</file>
+
+<file path=customXml/itemProps2.xml><?xml version="1.0" encoding="utf-8"?>
 <ds:datastoreItem xmlns:ds="http://schemas.openxmlformats.org/officeDocument/2006/customXml" ds:itemID="{5099978F-8E02-4D22-8C74-19D2A5C724EA}">
   <ds:schemaRefs>
     <ds:schemaRef ds:uri="http://schemas.microsoft.com/office/2006/metadata/contentType"/>
@@ -8963,14 +9176,6 @@
 </ds:datastoreItem>
 </file>
 
-<file path=customXml/itemProps2.xml><?xml version="1.0" encoding="utf-8"?>
-<ds:datastoreItem xmlns:ds="http://schemas.openxmlformats.org/officeDocument/2006/customXml" ds:itemID="{34A09CC4-F131-48F4-B474-DB228B223DCD}">
-  <ds:schemaRefs>
-    <ds:schemaRef ds:uri="http://schemas.microsoft.com/sharepoint/v3/contenttype/forms"/>
-  </ds:schemaRefs>
-</ds:datastoreItem>
-</file>
-
 <file path=customXml/itemProps3.xml><?xml version="1.0" encoding="utf-8"?>
 <ds:datastoreItem xmlns:ds="http://schemas.openxmlformats.org/officeDocument/2006/customXml" ds:itemID="{4B599800-B2BD-4E7A-A91B-44DB85FBDA74}">
   <ds:schemaRefs>

--- a/docs/Chidiebere Sam Chimezie Resume 2026.docx
+++ b/docs/Chidiebere Sam Chimezie Resume 2026.docx
@@ -542,7 +542,23 @@
           <w:sz w:val="21"/>
           <w:szCs w:val="21"/>
         </w:rPr>
-        <w:t xml:space="preserve"> SQL, Python (Pandas, </w:t>
+        <w:t xml:space="preserve"> SQL, Python</w:t>
+      </w:r>
+      <w:r>
+        <w:rPr>
+          <w:rFonts w:ascii="Arial" w:hAnsi="Arial" w:cs="Arial"/>
+          <w:sz w:val="21"/>
+          <w:szCs w:val="21"/>
+        </w:rPr>
+        <w:t>,</w:t>
+      </w:r>
+      <w:r>
+        <w:rPr>
+          <w:rFonts w:ascii="Arial" w:hAnsi="Arial" w:cs="Arial"/>
+          <w:sz w:val="21"/>
+          <w:szCs w:val="21"/>
+        </w:rPr>
+        <w:t xml:space="preserve"> (Pandas, </w:t>
       </w:r>
       <w:r>
         <w:rPr>
@@ -584,7 +600,7 @@
           <w:sz w:val="21"/>
           <w:szCs w:val="21"/>
         </w:rPr>
-        <w:t>), R</w:t>
+        <w:t>)</w:t>
       </w:r>
     </w:p>
     <w:p>
@@ -627,7 +643,47 @@
           <w:sz w:val="21"/>
           <w:szCs w:val="21"/>
         </w:rPr>
-        <w:t xml:space="preserve">, AWS (S3, Lambda, IAM, EC2, </w:t>
+        <w:t>, AWS</w:t>
+      </w:r>
+      <w:r>
+        <w:rPr>
+          <w:rFonts w:ascii="Arial" w:hAnsi="Arial" w:cs="Arial"/>
+          <w:sz w:val="21"/>
+          <w:szCs w:val="21"/>
+        </w:rPr>
+        <w:t>,</w:t>
+      </w:r>
+      <w:r>
+        <w:rPr>
+          <w:rFonts w:ascii="Arial" w:hAnsi="Arial" w:cs="Arial"/>
+          <w:sz w:val="21"/>
+          <w:szCs w:val="21"/>
+        </w:rPr>
+        <w:t xml:space="preserve"> </w:t>
+      </w:r>
+      <w:r>
+        <w:rPr>
+          <w:rFonts w:ascii="Arial" w:hAnsi="Arial" w:cs="Arial"/>
+          <w:sz w:val="21"/>
+          <w:szCs w:val="21"/>
+        </w:rPr>
+        <w:t>Codex CLI</w:t>
+      </w:r>
+      <w:r>
+        <w:rPr>
+          <w:rFonts w:ascii="Arial" w:hAnsi="Arial" w:cs="Arial"/>
+          <w:sz w:val="21"/>
+          <w:szCs w:val="21"/>
+        </w:rPr>
+        <w:t xml:space="preserve">, </w:t>
+      </w:r>
+      <w:r>
+        <w:rPr>
+          <w:rFonts w:ascii="Arial" w:hAnsi="Arial" w:cs="Arial"/>
+          <w:sz w:val="21"/>
+          <w:szCs w:val="21"/>
+        </w:rPr>
+        <w:t xml:space="preserve">(S3, Lambda, IAM, EC2, </w:t>
       </w:r>
       <w:proofErr w:type="spellStart"/>
       <w:r>
@@ -1134,7 +1190,31 @@
           <w:sz w:val="21"/>
           <w:szCs w:val="21"/>
         </w:rPr>
-        <w:t>, Model Validation</w:t>
+        <w:t xml:space="preserve">, </w:t>
+      </w:r>
+      <w:r>
+        <w:rPr>
+          <w:rFonts w:ascii="Arial" w:hAnsi="Arial" w:cs="Arial"/>
+          <w:sz w:val="21"/>
+          <w:szCs w:val="21"/>
+        </w:rPr>
+        <w:t xml:space="preserve">Financial </w:t>
+      </w:r>
+      <w:r>
+        <w:rPr>
+          <w:rFonts w:ascii="Arial" w:hAnsi="Arial" w:cs="Arial"/>
+          <w:sz w:val="21"/>
+          <w:szCs w:val="21"/>
+        </w:rPr>
+        <w:t>Model Validation</w:t>
+      </w:r>
+      <w:r>
+        <w:rPr>
+          <w:rFonts w:ascii="Arial" w:hAnsi="Arial" w:cs="Arial"/>
+          <w:sz w:val="21"/>
+          <w:szCs w:val="21"/>
+        </w:rPr>
+        <w:t xml:space="preserve"> </w:t>
       </w:r>
     </w:p>
     <w:p>
@@ -1186,14 +1266,6 @@
           <w:szCs w:val="21"/>
         </w:rPr>
         <w:t>, Power BI</w:t>
-      </w:r>
-      <w:r>
-        <w:rPr>
-          <w:rFonts w:ascii="Arial" w:hAnsi="Arial" w:cs="Arial"/>
-          <w:sz w:val="21"/>
-          <w:szCs w:val="21"/>
-        </w:rPr>
-        <w:t xml:space="preserve"> </w:t>
       </w:r>
     </w:p>
     <w:p>
@@ -1727,6 +1799,15 @@
       </w:r>
       <w:r>
         <w:rPr>
+          <w:rStyle w:val="Strong"/>
+          <w:rFonts w:ascii="Arial" w:hAnsi="Arial" w:cs="Arial"/>
+          <w:sz w:val="21"/>
+          <w:szCs w:val="21"/>
+        </w:rPr>
+        <w:t xml:space="preserve"> an additional</w:t>
+      </w:r>
+      <w:r>
+        <w:rPr>
           <w:rFonts w:ascii="Arial" w:hAnsi="Arial" w:cs="Arial"/>
           <w:sz w:val="21"/>
           <w:szCs w:val="21"/>
@@ -2372,6 +2453,16 @@
         </w:rPr>
         <w:lastRenderedPageBreak/>
         <w:t>PROJECTS</w:t>
+      </w:r>
+      <w:r>
+        <w:rPr>
+          <w:rFonts w:ascii="Arial" w:eastAsia="Times New Roman" w:hAnsi="Arial" w:cs="Arial"/>
+          <w:b/>
+          <w:smallCaps/>
+          <w:sz w:val="21"/>
+          <w:szCs w:val="21"/>
+        </w:rPr>
+        <w:t xml:space="preserve"> ( BELOW )</w:t>
       </w:r>
     </w:p>
     <w:p>
@@ -4141,7 +4232,7 @@
           <w:sz w:val="21"/>
           <w:szCs w:val="21"/>
         </w:rPr>
-        <w:t xml:space="preserve"> the Finance</w:t>
+        <w:t xml:space="preserve"> Finance</w:t>
       </w:r>
       <w:r>
         <w:rPr>
@@ -4159,7 +4250,16 @@
           <w:sz w:val="21"/>
           <w:szCs w:val="21"/>
         </w:rPr>
-        <w:t xml:space="preserve">Industry. </w:t>
+        <w:t>companies</w:t>
+      </w:r>
+      <w:r>
+        <w:rPr>
+          <w:rFonts w:ascii="Arial" w:hAnsi="Arial" w:cs="Arial"/>
+          <w:bCs/>
+          <w:sz w:val="21"/>
+          <w:szCs w:val="21"/>
+        </w:rPr>
+        <w:t xml:space="preserve">. </w:t>
       </w:r>
     </w:p>
     <w:sectPr>
@@ -8886,15 +8986,6 @@
 </file>
 
 <file path=customXml/item1.xml><?xml version="1.0" encoding="utf-8"?>
-<?mso-contentType ?>
-<FormTemplates xmlns="http://schemas.microsoft.com/sharepoint/v3/contenttype/forms">
-  <Display>DocumentLibraryForm</Display>
-  <Edit>DocumentLibraryForm</Edit>
-  <New>DocumentLibraryForm</New>
-</FormTemplates>
-</file>
-
-<file path=customXml/item2.xml><?xml version="1.0" encoding="utf-8"?>
 <ct:contentTypeSchema xmlns:ct="http://schemas.microsoft.com/office/2006/metadata/contentType" xmlns:ma="http://schemas.microsoft.com/office/2006/metadata/properties/metaAttributes" ct:_="" ma:_="" ma:contentTypeName="Document" ma:contentTypeID="0x010100316B23B2947EEE4C939D899E9F814CE2" ma:contentTypeVersion="17" ma:contentTypeDescription="Create a new document." ma:contentTypeScope="" ma:versionID="dfafb8503ba57c2e6d44b510919379c5">
   <xsd:schema xmlns:xsd="http://www.w3.org/2001/XMLSchema" xmlns:xs="http://www.w3.org/2001/XMLSchema" xmlns:p="http://schemas.microsoft.com/office/2006/metadata/properties" xmlns:ns3="af5369d9-d447-446a-bc40-a0d750352dfd" xmlns:ns4="d29e25d4-f831-4243-9ca6-8152719ac31f" targetNamespace="http://schemas.microsoft.com/office/2006/metadata/properties" ma:root="true" ma:fieldsID="151779bcba522b3be17b3c49f2523958" ns3:_="" ns4:_="">
     <xsd:import namespace="af5369d9-d447-446a-bc40-a0d750352dfd"/>
@@ -9141,6 +9232,15 @@
 </ct:contentTypeSchema>
 </file>
 
+<file path=customXml/item2.xml><?xml version="1.0" encoding="utf-8"?>
+<?mso-contentType ?>
+<FormTemplates xmlns="http://schemas.microsoft.com/sharepoint/v3/contenttype/forms">
+  <Display>DocumentLibraryForm</Display>
+  <Edit>DocumentLibraryForm</Edit>
+  <New>DocumentLibraryForm</New>
+</FormTemplates>
+</file>
+
 <file path=customXml/item3.xml><?xml version="1.0" encoding="utf-8"?>
 <p:properties xmlns:p="http://schemas.microsoft.com/office/2006/metadata/properties" xmlns:xsi="http://www.w3.org/2001/XMLSchema-instance" xmlns:pc="http://schemas.microsoft.com/office/infopath/2007/PartnerControls">
   <documentManagement>
@@ -9150,14 +9250,6 @@
 </file>
 
 <file path=customXml/itemProps1.xml><?xml version="1.0" encoding="utf-8"?>
-<ds:datastoreItem xmlns:ds="http://schemas.openxmlformats.org/officeDocument/2006/customXml" ds:itemID="{34A09CC4-F131-48F4-B474-DB228B223DCD}">
-  <ds:schemaRefs>
-    <ds:schemaRef ds:uri="http://schemas.microsoft.com/sharepoint/v3/contenttype/forms"/>
-  </ds:schemaRefs>
-</ds:datastoreItem>
-</file>
-
-<file path=customXml/itemProps2.xml><?xml version="1.0" encoding="utf-8"?>
 <ds:datastoreItem xmlns:ds="http://schemas.openxmlformats.org/officeDocument/2006/customXml" ds:itemID="{5099978F-8E02-4D22-8C74-19D2A5C724EA}">
   <ds:schemaRefs>
     <ds:schemaRef ds:uri="http://schemas.microsoft.com/office/2006/metadata/contentType"/>
@@ -9176,6 +9268,14 @@
 </ds:datastoreItem>
 </file>
 
+<file path=customXml/itemProps2.xml><?xml version="1.0" encoding="utf-8"?>
+<ds:datastoreItem xmlns:ds="http://schemas.openxmlformats.org/officeDocument/2006/customXml" ds:itemID="{34A09CC4-F131-48F4-B474-DB228B223DCD}">
+  <ds:schemaRefs>
+    <ds:schemaRef ds:uri="http://schemas.microsoft.com/sharepoint/v3/contenttype/forms"/>
+  </ds:schemaRefs>
+</ds:datastoreItem>
+</file>
+
 <file path=customXml/itemProps3.xml><?xml version="1.0" encoding="utf-8"?>
 <ds:datastoreItem xmlns:ds="http://schemas.openxmlformats.org/officeDocument/2006/customXml" ds:itemID="{4B599800-B2BD-4E7A-A91B-44DB85FBDA74}">
   <ds:schemaRefs>

--- a/docs/Chidiebere Sam Chimezie Resume 2026.docx
+++ b/docs/Chidiebere Sam Chimezie Resume 2026.docx
@@ -73,6 +73,15 @@
         </w:rPr>
         <w:t>Data Science | Analytics</w:t>
       </w:r>
+      <w:r>
+        <w:rPr>
+          <w:rFonts w:ascii="Arial" w:eastAsia="Times New Roman" w:hAnsi="Arial" w:cs="Arial"/>
+          <w:bCs/>
+          <w:sz w:val="21"/>
+          <w:szCs w:val="21"/>
+        </w:rPr>
+        <w:t xml:space="preserve"> | AI</w:t>
+      </w:r>
     </w:p>
     <w:p>
       <w:pPr>
@@ -361,7 +370,27 @@
           <w:sz w:val="21"/>
           <w:szCs w:val="21"/>
         </w:rPr>
+        <w:t xml:space="preserve">fintech, </w:t>
+      </w:r>
+      <w:r>
+        <w:rPr>
+          <w:rFonts w:ascii="Arial" w:hAnsi="Arial" w:cs="Arial"/>
+          <w:b/>
+          <w:bCs/>
+          <w:sz w:val="21"/>
+          <w:szCs w:val="21"/>
+        </w:rPr>
         <w:t>finance</w:t>
+      </w:r>
+      <w:r>
+        <w:rPr>
+          <w:rFonts w:ascii="Arial" w:hAnsi="Arial" w:cs="Arial"/>
+          <w:b/>
+          <w:bCs/>
+          <w:sz w:val="21"/>
+          <w:szCs w:val="21"/>
+        </w:rPr>
+        <w:t xml:space="preserve"> &amp; banking</w:t>
       </w:r>
       <w:r>
         <w:rPr>
@@ -558,7 +587,23 @@
           <w:sz w:val="21"/>
           <w:szCs w:val="21"/>
         </w:rPr>
-        <w:t xml:space="preserve"> (Pandas, </w:t>
+        <w:t xml:space="preserve"> </w:t>
+      </w:r>
+      <w:r>
+        <w:rPr>
+          <w:rFonts w:ascii="Arial" w:hAnsi="Arial" w:cs="Arial"/>
+          <w:sz w:val="21"/>
+          <w:szCs w:val="21"/>
+        </w:rPr>
+        <w:t xml:space="preserve">IT </w:t>
+      </w:r>
+      <w:r>
+        <w:rPr>
+          <w:rFonts w:ascii="Arial" w:hAnsi="Arial" w:cs="Arial"/>
+          <w:sz w:val="21"/>
+          <w:szCs w:val="21"/>
+        </w:rPr>
+        <w:t xml:space="preserve">(Pandas, </w:t>
       </w:r>
       <w:r>
         <w:rPr>
@@ -675,7 +720,7 @@
           <w:sz w:val="21"/>
           <w:szCs w:val="21"/>
         </w:rPr>
-        <w:t xml:space="preserve">, </w:t>
+        <w:t xml:space="preserve"> </w:t>
       </w:r>
       <w:r>
         <w:rPr>
@@ -2462,7 +2507,7 @@
           <w:sz w:val="21"/>
           <w:szCs w:val="21"/>
         </w:rPr>
-        <w:t xml:space="preserve"> ( BELOW )</w:t>
+        <w:t xml:space="preserve"> (BELOW)</w:t>
       </w:r>
     </w:p>
     <w:p>
@@ -4232,7 +4277,7 @@
           <w:sz w:val="21"/>
           <w:szCs w:val="21"/>
         </w:rPr>
-        <w:t xml:space="preserve"> Finance</w:t>
+        <w:t xml:space="preserve"> </w:t>
       </w:r>
       <w:r>
         <w:rPr>
@@ -4241,6 +4286,15 @@
           <w:sz w:val="21"/>
           <w:szCs w:val="21"/>
         </w:rPr>
+        <w:t>banking</w:t>
+      </w:r>
+      <w:r>
+        <w:rPr>
+          <w:rFonts w:ascii="Arial" w:hAnsi="Arial" w:cs="Arial"/>
+          <w:bCs/>
+          <w:sz w:val="21"/>
+          <w:szCs w:val="21"/>
+        </w:rPr>
         <w:t xml:space="preserve"> </w:t>
       </w:r>
       <w:r>
@@ -4250,7 +4304,7 @@
           <w:sz w:val="21"/>
           <w:szCs w:val="21"/>
         </w:rPr>
-        <w:t>companies</w:t>
+        <w:t>institutions</w:t>
       </w:r>
       <w:r>
         <w:rPr>

--- a/docs/Chidiebere Sam Chimezie Resume 2026.docx
+++ b/docs/Chidiebere Sam Chimezie Resume 2026.docx
@@ -1372,7 +1372,7 @@
           <w:sz w:val="21"/>
           <w:szCs w:val="21"/>
         </w:rPr>
-        <w:t>Data Operations</w:t>
+        <w:t xml:space="preserve">Senior </w:t>
       </w:r>
       <w:r>
         <w:rPr>
@@ -1381,7 +1381,7 @@
           <w:sz w:val="21"/>
           <w:szCs w:val="21"/>
         </w:rPr>
-        <w:t xml:space="preserve"> </w:t>
+        <w:t xml:space="preserve">Data </w:t>
       </w:r>
       <w:r>
         <w:rPr>
@@ -1390,16 +1390,7 @@
           <w:sz w:val="21"/>
           <w:szCs w:val="21"/>
         </w:rPr>
-        <w:t>Specialist</w:t>
-      </w:r>
-      <w:r>
-        <w:rPr>
-          <w:rFonts w:ascii="Arial" w:eastAsia="Times New Roman" w:hAnsi="Arial" w:cs="Arial"/>
-          <w:b/>
-          <w:sz w:val="21"/>
-          <w:szCs w:val="21"/>
-        </w:rPr>
-        <w:t>,</w:t>
+        <w:t xml:space="preserve">Scientist </w:t>
       </w:r>
       <w:r>
         <w:rPr>
